--- a/skills/toastmasters-meeting-agenda-team/assets/toastmasters-645B-meeting-agenda-burgundy-letter-size.docx
+++ b/skills/toastmasters-meeting-agenda-team/assets/toastmasters-645B-meeting-agenda-burgundy-letter-size.docx
@@ -1,8 +1,8 @@
 
 <file path=word/document.xml><?xml version="1.0" encoding="utf-8"?>
-<w:document xmlns:wpc="http://schemas.microsoft.com/office/word/2010/wordprocessingCanvas" xmlns:cx="http://schemas.microsoft.com/office/drawing/2014/chartex" xmlns:cx1="http://schemas.microsoft.com/office/drawing/2015/9/8/chartex" xmlns:cx2="http://schemas.microsoft.com/office/drawing/2015/10/21/chartex" xmlns:cx3="http://schemas.microsoft.com/office/drawing/2016/5/9/chartex" xmlns:cx4="http://schemas.microsoft.com/office/drawing/2016/5/10/chartex" xmlns:cx5="http://schemas.microsoft.com/office/drawing/2016/5/11/chartex" xmlns:cx6="http://schemas.microsoft.com/office/drawing/2016/5/12/chartex" xmlns:cx7="http://schemas.microsoft.com/office/drawing/2016/5/13/chartex" xmlns:cx8="http://schemas.microsoft.com/office/drawing/2016/5/14/chartex" xmlns:mc="http://schemas.openxmlformats.org/markup-compatibility/2006" xmlns:aink="http://schemas.microsoft.com/office/drawing/2016/ink" xmlns:am3d="http://schemas.microsoft.com/office/drawing/2017/model3d" xmlns:o="urn:schemas-microsoft-com:office:office" xmlns:r="http://schemas.openxmlformats.org/officeDocument/2006/relationships" xmlns:m="http://schemas.openxmlformats.org/officeDocument/2006/math" xmlns:v="urn:schemas-microsoft-com:vml" xmlns:wp14="http://schemas.microsoft.com/office/word/2010/wordprocessingDrawing" xmlns:wp="http://schemas.openxmlformats.org/drawingml/2006/wordprocessingDrawing" xmlns:w10="urn:schemas-microsoft-com:office:word" xmlns:w="http://schemas.openxmlformats.org/wordprocessingml/2006/main" xmlns:w14="http://schemas.microsoft.com/office/word/2010/wordml" xmlns:w15="http://schemas.microsoft.com/office/word/2012/wordml" xmlns:w16cid="http://schemas.microsoft.com/office/word/2016/wordml/cid" xmlns:w16se="http://schemas.microsoft.com/office/word/2015/wordml/symex" xmlns:wpg="http://schemas.microsoft.com/office/word/2010/wordprocessingGroup" xmlns:wpi="http://schemas.microsoft.com/office/word/2010/wordprocessingInk" xmlns:wne="http://schemas.microsoft.com/office/word/2006/wordml" xmlns:wps="http://schemas.microsoft.com/office/word/2010/wordprocessingShape" mc:Ignorable="w14 w15 w16se w16cid wp14">
+<w:document xmlns:ns1="http://schemas.openxmlformats.org/markup-compatibility/2006" xmlns:ns2="http://schemas.microsoft.com/office/word/2010/wordml" xmlns:r="http://schemas.openxmlformats.org/officeDocument/2006/relationships" xmlns:w="http://schemas.openxmlformats.org/wordprocessingml/2006/main" ns1:Ignorable="w14 w15 w16se w16cid wp14">
   <w:body>
-    <w:p>
+    <w:p ns2:paraId="0C1BB201" ns2:textId="36885CDE">
       <w:pPr>
         <w:pStyle w:val="BasicParagraphA4"/>
         <w:spacing w:before="640" w:after="840"/>
@@ -14,11 +14,11 @@
           <w:color w:val="FFFFFF" w:themeColor="background1"/>
           <w:sz w:val="28"/>
           <w:szCs w:val="28"/>
-          <w14:textOutline w14:w="9525" w14:cap="flat" w14:cmpd="sng" w14:algn="ctr">
-            <w14:noFill/>
-            <w14:prstDash w14:val="solid"/>
-            <w14:round/>
-          </w14:textOutline>
+          <ns2:textOutline ns2:w="9525" ns2:cap="flat" ns2:cmpd="sng" ns2:algn="ctr">
+            <ns2:noFill/>
+            <ns2:prstDash ns2:val="solid"/>
+            <ns2:round/>
+          </ns2:textOutline>
         </w:rPr>
         <w:sectPr>
           <w:headerReference w:type="even" r:id="rId8"/>
@@ -41,13 +41,13 @@
           <w:color w:val="FFFFFF" w:themeColor="background1"/>
           <w:sz w:val="40"/>
           <w:szCs w:val="40"/>
-          <w14:textOutline w14:w="9525" w14:cap="flat" w14:cmpd="sng" w14:algn="ctr">
-            <w14:noFill/>
-            <w14:prstDash w14:val="solid"/>
-            <w14:round/>
-          </w14:textOutline>
-        </w:rPr>
-        <w:t>Club Name Club Number</w:t>
+          <ns2:textOutline ns2:w="9525" ns2:cap="flat" ns2:cmpd="sng" ns2:algn="ctr">
+            <ns2:noFill/>
+            <ns2:prstDash ns2:val="solid"/>
+            <ns2:round/>
+          </ns2:textOutline>
+        </w:rPr>
+        <w:t>{Club} {No}</w:t>
       </w:r>
       <w:r>
         <w:rPr>
@@ -57,11 +57,11 @@
           <w:color w:val="FFFFFF" w:themeColor="background1"/>
           <w:sz w:val="40"/>
           <w:szCs w:val="40"/>
-          <w14:textOutline w14:w="9525" w14:cap="flat" w14:cmpd="sng" w14:algn="ctr">
-            <w14:noFill/>
-            <w14:prstDash w14:val="solid"/>
-            <w14:round/>
-          </w14:textOutline>
+          <ns2:textOutline ns2:w="9525" ns2:cap="flat" ns2:cmpd="sng" ns2:algn="ctr">
+            <ns2:noFill/>
+            <ns2:prstDash ns2:val="solid"/>
+            <ns2:round/>
+          </ns2:textOutline>
         </w:rPr>
         <w:br/>
       </w:r>
@@ -71,48 +71,48 @@
           <w:color w:val="FFFFFF" w:themeColor="background1"/>
           <w:sz w:val="28"/>
           <w:szCs w:val="28"/>
-          <w14:textOutline w14:w="9525" w14:cap="flat" w14:cmpd="sng" w14:algn="ctr">
-            <w14:noFill/>
-            <w14:prstDash w14:val="solid"/>
-            <w14:round/>
-          </w14:textOutline>
-        </w:rPr>
-        <w:t>Club Meeting Theme</w:t>
-      </w:r>
-    </w:p>
-    <w:p>
-      <w:pPr>
-        <w:rPr>
-          <w:rFonts w:ascii="Arial" w:hAnsi="Arial" w:cs="Arial"/>
-          <w:b/>
-          <w:bCs/>
-          <w:sz w:val="22"/>
-          <w:szCs w:val="22"/>
-        </w:rPr>
-      </w:pPr>
-      <w:r>
-        <w:rPr>
-          <w:rFonts w:ascii="Arial" w:hAnsi="Arial" w:cs="Arial"/>
-          <w:b/>
-          <w:bCs/>
-          <w:sz w:val="22"/>
-          <w:szCs w:val="22"/>
-        </w:rPr>
-        <w:t>Month, Day YYYY</w:t>
-      </w:r>
-    </w:p>
-    <w:p>
-      <w:pPr>
-        <w:rPr>
-          <w:rFonts w:ascii="Arial" w:hAnsi="Arial" w:cs="Arial"/>
-          <w:b/>
-          <w:bCs/>
-          <w:sz w:val="22"/>
-          <w:szCs w:val="22"/>
-        </w:rPr>
-      </w:pPr>
-    </w:p>
-    <w:p>
+          <ns2:textOutline ns2:w="9525" ns2:cap="flat" ns2:cmpd="sng" ns2:algn="ctr">
+            <ns2:noFill/>
+            <ns2:prstDash ns2:val="solid"/>
+            <ns2:round/>
+          </ns2:textOutline>
+        </w:rPr>
+        <w:t>{Theme}</w:t>
+      </w:r>
+    </w:p>
+    <w:p ns2:paraId="36E77971" ns2:textId="06ECFDB7">
+      <w:pPr>
+        <w:rPr>
+          <w:rFonts w:ascii="Arial" w:hAnsi="Arial" w:cs="Arial"/>
+          <w:b/>
+          <w:bCs/>
+          <w:sz w:val="22"/>
+          <w:szCs w:val="22"/>
+        </w:rPr>
+      </w:pPr>
+      <w:r>
+        <w:rPr>
+          <w:rFonts w:ascii="Arial" w:hAnsi="Arial" w:cs="Arial"/>
+          <w:b/>
+          <w:bCs/>
+          <w:sz w:val="22"/>
+          <w:szCs w:val="22"/>
+        </w:rPr>
+        <w:t>{Date}</w:t>
+      </w:r>
+    </w:p>
+    <w:p ns2:paraId="4CCE0F06" ns2:textId="77777777">
+      <w:pPr>
+        <w:rPr>
+          <w:rFonts w:ascii="Arial" w:hAnsi="Arial" w:cs="Arial"/>
+          <w:b/>
+          <w:bCs/>
+          <w:sz w:val="22"/>
+          <w:szCs w:val="22"/>
+        </w:rPr>
+      </w:pPr>
+    </w:p>
+    <w:p ns2:paraId="5C43B337" ns2:textId="08D03755">
       <w:pPr>
         <w:pStyle w:val="Heading3"/>
         <w:spacing w:before="120"/>
@@ -138,32 +138,32 @@
         <w:t>President</w:t>
       </w:r>
     </w:p>
-    <w:p>
-      <w:pPr>
-        <w:rPr>
-          <w:rFonts w:ascii="Arial" w:hAnsi="Arial" w:cs="Arial"/>
-          <w:sz w:val="22"/>
-          <w:szCs w:val="22"/>
-        </w:rPr>
-      </w:pPr>
-      <w:r>
-        <w:rPr>
-          <w:rFonts w:ascii="Arial" w:hAnsi="Arial" w:cs="Arial"/>
-          <w:sz w:val="22"/>
-          <w:szCs w:val="22"/>
-        </w:rPr>
-        <w:t>Jane</w:t>
-      </w:r>
-      <w:r>
-        <w:rPr>
-          <w:rFonts w:ascii="Arial" w:hAnsi="Arial" w:cs="Arial"/>
-          <w:sz w:val="22"/>
-          <w:szCs w:val="22"/>
-        </w:rPr>
-        <w:t xml:space="preserve"> Doe</w:t>
-      </w:r>
-    </w:p>
-    <w:p>
+    <w:p ns2:paraId="2C3F2916" ns2:textId="3CBEFACE">
+      <w:pPr>
+        <w:rPr>
+          <w:rFonts w:ascii="Arial" w:hAnsi="Arial" w:cs="Arial"/>
+          <w:sz w:val="22"/>
+          <w:szCs w:val="22"/>
+        </w:rPr>
+      </w:pPr>
+      <w:r>
+        <w:rPr>
+          <w:rFonts w:ascii="Arial" w:hAnsi="Arial" w:cs="Arial"/>
+          <w:sz w:val="22"/>
+          <w:szCs w:val="22"/>
+        </w:rPr>
+        <w:t>{Pres}</w:t>
+      </w:r>
+      <w:r>
+        <w:rPr>
+          <w:rFonts w:ascii="Arial" w:hAnsi="Arial" w:cs="Arial"/>
+          <w:sz w:val="22"/>
+          <w:szCs w:val="22"/>
+        </w:rPr>
+        <w:t xml:space="preserve"/>
+      </w:r>
+    </w:p>
+    <w:p ns2:paraId="0E17FE3F" ns2:textId="77777777">
       <w:pPr>
         <w:pStyle w:val="Heading2"/>
         <w:spacing w:before="240"/>
@@ -188,24 +188,24 @@
         <w:t>VP Education</w:t>
       </w:r>
     </w:p>
-    <w:p>
-      <w:pPr>
-        <w:rPr>
-          <w:rFonts w:ascii="Arial" w:hAnsi="Arial" w:cs="Arial"/>
-          <w:sz w:val="22"/>
-          <w:szCs w:val="22"/>
-        </w:rPr>
-      </w:pPr>
-      <w:r>
-        <w:rPr>
-          <w:rFonts w:ascii="Arial" w:hAnsi="Arial" w:cs="Arial"/>
-          <w:sz w:val="22"/>
-          <w:szCs w:val="22"/>
-        </w:rPr>
-        <w:t>John Doe</w:t>
-      </w:r>
-    </w:p>
-    <w:p>
+    <w:p ns2:paraId="498174C7" ns2:textId="77777777">
+      <w:pPr>
+        <w:rPr>
+          <w:rFonts w:ascii="Arial" w:hAnsi="Arial" w:cs="Arial"/>
+          <w:sz w:val="22"/>
+          <w:szCs w:val="22"/>
+        </w:rPr>
+      </w:pPr>
+      <w:r>
+        <w:rPr>
+          <w:rFonts w:ascii="Arial" w:hAnsi="Arial" w:cs="Arial"/>
+          <w:sz w:val="22"/>
+          <w:szCs w:val="22"/>
+        </w:rPr>
+        <w:t>{VPE}</w:t>
+      </w:r>
+    </w:p>
+    <w:p ns2:paraId="0669D17C" ns2:textId="77777777">
       <w:pPr>
         <w:pStyle w:val="Heading3"/>
         <w:spacing w:before="240"/>
@@ -230,24 +230,24 @@
         <w:t>VP Membership</w:t>
       </w:r>
     </w:p>
-    <w:p>
-      <w:pPr>
-        <w:rPr>
-          <w:rFonts w:ascii="Arial" w:hAnsi="Arial" w:cs="Arial"/>
-          <w:sz w:val="22"/>
-          <w:szCs w:val="22"/>
-        </w:rPr>
-      </w:pPr>
-      <w:r>
-        <w:rPr>
-          <w:rFonts w:ascii="Arial" w:hAnsi="Arial" w:cs="Arial"/>
-          <w:sz w:val="22"/>
-          <w:szCs w:val="22"/>
-        </w:rPr>
-        <w:t>Jane Doe</w:t>
-      </w:r>
-    </w:p>
-    <w:p>
+    <w:p ns2:paraId="249637B3" ns2:textId="77777777">
+      <w:pPr>
+        <w:rPr>
+          <w:rFonts w:ascii="Arial" w:hAnsi="Arial" w:cs="Arial"/>
+          <w:sz w:val="22"/>
+          <w:szCs w:val="22"/>
+        </w:rPr>
+      </w:pPr>
+      <w:r>
+        <w:rPr>
+          <w:rFonts w:ascii="Arial" w:hAnsi="Arial" w:cs="Arial"/>
+          <w:sz w:val="22"/>
+          <w:szCs w:val="22"/>
+        </w:rPr>
+        <w:t>{VPM}</w:t>
+      </w:r>
+    </w:p>
+    <w:p ns2:paraId="31E3839A" ns2:textId="77777777">
       <w:pPr>
         <w:pStyle w:val="Heading2"/>
         <w:spacing w:before="240"/>
@@ -272,24 +272,24 @@
         <w:t>VP Public Relations</w:t>
       </w:r>
     </w:p>
-    <w:p>
-      <w:pPr>
-        <w:rPr>
-          <w:rFonts w:ascii="Arial" w:hAnsi="Arial" w:cs="Arial"/>
-          <w:sz w:val="22"/>
-          <w:szCs w:val="22"/>
-        </w:rPr>
-      </w:pPr>
-      <w:r>
-        <w:rPr>
-          <w:rFonts w:ascii="Arial" w:hAnsi="Arial" w:cs="Arial"/>
-          <w:sz w:val="22"/>
-          <w:szCs w:val="22"/>
-        </w:rPr>
-        <w:t>Jane Doe</w:t>
-      </w:r>
-    </w:p>
-    <w:p>
+    <w:p ns2:paraId="003C7FEB" ns2:textId="77777777">
+      <w:pPr>
+        <w:rPr>
+          <w:rFonts w:ascii="Arial" w:hAnsi="Arial" w:cs="Arial"/>
+          <w:sz w:val="22"/>
+          <w:szCs w:val="22"/>
+        </w:rPr>
+      </w:pPr>
+      <w:r>
+        <w:rPr>
+          <w:rFonts w:ascii="Arial" w:hAnsi="Arial" w:cs="Arial"/>
+          <w:sz w:val="22"/>
+          <w:szCs w:val="22"/>
+        </w:rPr>
+        <w:t>{VPPR}</w:t>
+      </w:r>
+    </w:p>
+    <w:p ns2:paraId="2C040D19" ns2:textId="77777777">
       <w:pPr>
         <w:pStyle w:val="Heading3"/>
         <w:spacing w:before="240"/>
@@ -314,24 +314,24 @@
         <w:t xml:space="preserve">Secretary </w:t>
       </w:r>
     </w:p>
-    <w:p>
-      <w:pPr>
-        <w:rPr>
-          <w:rFonts w:ascii="Arial" w:hAnsi="Arial" w:cs="Arial"/>
-          <w:sz w:val="22"/>
-          <w:szCs w:val="22"/>
-        </w:rPr>
-      </w:pPr>
-      <w:r>
-        <w:rPr>
-          <w:rFonts w:ascii="Arial" w:hAnsi="Arial" w:cs="Arial"/>
-          <w:sz w:val="22"/>
-          <w:szCs w:val="22"/>
-        </w:rPr>
-        <w:t>John Doe</w:t>
-      </w:r>
-    </w:p>
-    <w:p>
+    <w:p ns2:paraId="327750CD" ns2:textId="77777777">
+      <w:pPr>
+        <w:rPr>
+          <w:rFonts w:ascii="Arial" w:hAnsi="Arial" w:cs="Arial"/>
+          <w:sz w:val="22"/>
+          <w:szCs w:val="22"/>
+        </w:rPr>
+      </w:pPr>
+      <w:r>
+        <w:rPr>
+          <w:rFonts w:ascii="Arial" w:hAnsi="Arial" w:cs="Arial"/>
+          <w:sz w:val="22"/>
+          <w:szCs w:val="22"/>
+        </w:rPr>
+        <w:t>{Sec}</w:t>
+      </w:r>
+    </w:p>
+    <w:p ns2:paraId="26638CBC" ns2:textId="77777777">
       <w:pPr>
         <w:pStyle w:val="Heading3"/>
         <w:spacing w:before="240"/>
@@ -356,24 +356,24 @@
         <w:t>Treasurer</w:t>
       </w:r>
     </w:p>
-    <w:p>
-      <w:pPr>
-        <w:rPr>
-          <w:rFonts w:ascii="Arial" w:hAnsi="Arial" w:cs="Arial"/>
-          <w:sz w:val="22"/>
-          <w:szCs w:val="22"/>
-        </w:rPr>
-      </w:pPr>
-      <w:r>
-        <w:rPr>
-          <w:rFonts w:ascii="Arial" w:hAnsi="Arial" w:cs="Arial"/>
-          <w:sz w:val="22"/>
-          <w:szCs w:val="22"/>
-        </w:rPr>
-        <w:t>Jane Doe</w:t>
-      </w:r>
-    </w:p>
-    <w:p>
+    <w:p ns2:paraId="541ACDFB" ns2:textId="77777777">
+      <w:pPr>
+        <w:rPr>
+          <w:rFonts w:ascii="Arial" w:hAnsi="Arial" w:cs="Arial"/>
+          <w:sz w:val="22"/>
+          <w:szCs w:val="22"/>
+        </w:rPr>
+      </w:pPr>
+      <w:r>
+        <w:rPr>
+          <w:rFonts w:ascii="Arial" w:hAnsi="Arial" w:cs="Arial"/>
+          <w:sz w:val="22"/>
+          <w:szCs w:val="22"/>
+        </w:rPr>
+        <w:t>{Treas}</w:t>
+      </w:r>
+    </w:p>
+    <w:p ns2:paraId="235CED2D" ns2:textId="77777777">
       <w:pPr>
         <w:pStyle w:val="Heading3"/>
         <w:spacing w:before="240"/>
@@ -398,24 +398,24 @@
         <w:t>Sergeant at Arms</w:t>
       </w:r>
     </w:p>
-    <w:p>
-      <w:pPr>
-        <w:rPr>
-          <w:rFonts w:ascii="Arial" w:hAnsi="Arial" w:cs="Arial"/>
-          <w:sz w:val="22"/>
-          <w:szCs w:val="22"/>
-        </w:rPr>
-      </w:pPr>
-      <w:r>
-        <w:rPr>
-          <w:rFonts w:ascii="Arial" w:hAnsi="Arial" w:cs="Arial"/>
-          <w:sz w:val="22"/>
-          <w:szCs w:val="22"/>
-        </w:rPr>
-        <w:t>John Doe</w:t>
-      </w:r>
-    </w:p>
-    <w:p>
+    <w:p ns2:paraId="3F03ACC4" ns2:textId="77777777">
+      <w:pPr>
+        <w:rPr>
+          <w:rFonts w:ascii="Arial" w:hAnsi="Arial" w:cs="Arial"/>
+          <w:sz w:val="22"/>
+          <w:szCs w:val="22"/>
+        </w:rPr>
+      </w:pPr>
+      <w:r>
+        <w:rPr>
+          <w:rFonts w:ascii="Arial" w:hAnsi="Arial" w:cs="Arial"/>
+          <w:sz w:val="22"/>
+          <w:szCs w:val="22"/>
+        </w:rPr>
+        <w:t>{SAA}</w:t>
+      </w:r>
+    </w:p>
+    <w:p ns2:paraId="0B07B7BE" ns2:textId="77777777">
       <w:pPr>
         <w:spacing w:before="40"/>
         <w:rPr>
@@ -425,7 +425,7 @@
         </w:rPr>
       </w:pPr>
     </w:p>
-    <w:p>
+    <w:p ns2:paraId="4220B403" ns2:textId="77777777">
       <w:pPr>
         <w:spacing w:before="40"/>
         <w:rPr>
@@ -435,21 +435,21 @@
         </w:rPr>
       </w:pPr>
     </w:p>
-    <w:p>
-      <w:pPr>
-        <w:rPr>
-          <w:rFonts w:ascii="Arial" w:hAnsi="Arial" w:cs="Arial"/>
-          <w:sz w:val="22"/>
-          <w:szCs w:val="22"/>
-        </w:rPr>
-      </w:pPr>
-      <w:r>
-        <w:rPr>
-          <w:rFonts w:ascii="Arial" w:hAnsi="Arial" w:cs="Arial"/>
-          <w:sz w:val="22"/>
-          <w:szCs w:val="22"/>
-        </w:rPr>
-        <w:t xml:space="preserve">We meet every </w:t>
+    <w:p ns2:paraId="7BA6B592" ns2:textId="77777777">
+      <w:pPr>
+        <w:rPr>
+          <w:rFonts w:ascii="Arial" w:hAnsi="Arial" w:cs="Arial"/>
+          <w:sz w:val="22"/>
+          <w:szCs w:val="22"/>
+        </w:rPr>
+      </w:pPr>
+      <w:r>
+        <w:rPr>
+          <w:rFonts w:ascii="Arial" w:hAnsi="Arial" w:cs="Arial"/>
+          <w:sz w:val="22"/>
+          <w:szCs w:val="22"/>
+        </w:rPr>
+        <w:t xml:space="preserve">We meet {Days}</w:t>
       </w:r>
       <w:r>
         <w:rPr>
@@ -458,27 +458,27 @@
           <w:szCs w:val="22"/>
         </w:rPr>
         <w:br/>
-        <w:t xml:space="preserve">day of the week </w:t>
-      </w:r>
-    </w:p>
-    <w:p>
-      <w:pPr>
-        <w:rPr>
-          <w:rFonts w:ascii="Arial" w:hAnsi="Arial" w:cs="Arial"/>
-          <w:sz w:val="22"/>
-          <w:szCs w:val="22"/>
-        </w:rPr>
-      </w:pPr>
-      <w:r>
-        <w:rPr>
-          <w:rFonts w:ascii="Arial" w:hAnsi="Arial" w:cs="Arial"/>
-          <w:sz w:val="22"/>
-          <w:szCs w:val="22"/>
-        </w:rPr>
-        <w:t>from 00:00 to 00:00</w:t>
-      </w:r>
-    </w:p>
-    <w:p>
+        <w:t xml:space="preserve"> </w:t>
+      </w:r>
+    </w:p>
+    <w:p ns2:paraId="4590A41D" ns2:textId="77777777">
+      <w:pPr>
+        <w:rPr>
+          <w:rFonts w:ascii="Arial" w:hAnsi="Arial" w:cs="Arial"/>
+          <w:sz w:val="22"/>
+          <w:szCs w:val="22"/>
+        </w:rPr>
+      </w:pPr>
+      <w:r>
+        <w:rPr>
+          <w:rFonts w:ascii="Arial" w:hAnsi="Arial" w:cs="Arial"/>
+          <w:sz w:val="22"/>
+          <w:szCs w:val="22"/>
+        </w:rPr>
+        <w:t>from {Start} to {End}</w:t>
+      </w:r>
+    </w:p>
+    <w:p ns2:paraId="58F4D2F6" ns2:textId="77777777">
       <w:pPr>
         <w:spacing w:before="40"/>
         <w:rPr>
@@ -488,7 +488,7 @@
         </w:rPr>
       </w:pPr>
     </w:p>
-    <w:p>
+    <w:p ns2:paraId="434E0CD2" ns2:textId="77777777">
       <w:pPr>
         <w:rPr>
           <w:rFonts w:ascii="Arial" w:hAnsi="Arial" w:cs="Arial"/>
@@ -514,7 +514,7 @@
         <w:t>on our website</w:t>
       </w:r>
     </w:p>
-    <w:p>
+    <w:p ns2:paraId="244EABE2" ns2:textId="77777777">
       <w:pPr>
         <w:rPr>
           <w:rFonts w:ascii="Arial" w:hAnsi="Arial" w:cs="Arial"/>
@@ -530,11 +530,11 @@
             <w:sz w:val="22"/>
             <w:szCs w:val="22"/>
           </w:rPr>
-          <w:t>www.oursite.org</w:t>
+          <w:t>{Website}</w:t>
         </w:r>
       </w:hyperlink>
     </w:p>
-    <w:p>
+    <w:p ns2:paraId="7924BD89" ns2:textId="77777777">
       <w:pPr>
         <w:spacing w:before="40"/>
         <w:rPr>
@@ -544,7 +544,7 @@
         </w:rPr>
       </w:pPr>
     </w:p>
-    <w:p>
+    <w:p ns2:paraId="11883911" ns2:textId="77777777">
       <w:pPr>
         <w:rPr>
           <w:rFonts w:ascii="Arial" w:hAnsi="Arial" w:cs="Arial"/>
@@ -561,7 +561,7 @@
         <w:t>Toastmasters International</w:t>
       </w:r>
     </w:p>
-    <w:p>
+    <w:p ns2:paraId="3202043D" ns2:textId="77777777">
       <w:pPr>
         <w:rPr>
           <w:rFonts w:ascii="Arial" w:hAnsi="Arial" w:cs="Arial"/>
@@ -581,7 +581,7 @@
         </w:r>
       </w:hyperlink>
     </w:p>
-    <w:p>
+    <w:p ns2:paraId="12696171" ns2:textId="77777777">
       <w:pPr>
         <w:spacing w:before="40"/>
         <w:rPr>
@@ -591,16 +591,16 @@
         </w:rPr>
       </w:pPr>
     </w:p>
-    <w:p>
-      <w:pPr>
-        <w:rPr>
-          <w:rFonts w:ascii="Arial" w:hAnsi="Arial" w:cs="Arial"/>
-          <w:sz w:val="22"/>
-          <w:szCs w:val="22"/>
-        </w:rPr>
-      </w:pPr>
-    </w:p>
-    <w:p>
+    <w:p ns2:paraId="6FCBF840" ns2:textId="77777777">
+      <w:pPr>
+        <w:rPr>
+          <w:rFonts w:ascii="Arial" w:hAnsi="Arial" w:cs="Arial"/>
+          <w:sz w:val="22"/>
+          <w:szCs w:val="22"/>
+        </w:rPr>
+      </w:pPr>
+    </w:p>
+    <w:p ns2:paraId="7EFFA509" ns2:textId="77777777">
       <w:pPr>
         <w:rPr>
           <w:rFonts w:ascii="Arial" w:hAnsi="Arial" w:cs="Arial"/>
@@ -621,14 +621,14 @@
         <w:t>Club Mission</w:t>
       </w:r>
     </w:p>
-    <w:p>
+    <w:p ns2:paraId="306B38CA" ns2:textId="20A8A8D5">
       <w:pPr>
         <w:rPr>
           <w:rStyle w:val="Bulletlevel1color"/>
           <w:rFonts w:ascii="Arial" w:hAnsi="Arial" w:cs="Arial"/>
           <w:color w:val="000000"/>
-          <w:sz w:val="22"/>
-          <w:szCs w:val="22"/>
+          <w:sz w:val="18"/>
+          <w:szCs w:val="18"/>
         </w:rPr>
       </w:pPr>
       <w:r>
@@ -636,8 +636,8 @@
           <w:rStyle w:val="Bulletlevel1color"/>
           <w:rFonts w:ascii="Arial" w:hAnsi="Arial" w:cs="Arial"/>
           <w:color w:val="000000"/>
-          <w:sz w:val="22"/>
-          <w:szCs w:val="22"/>
+          <w:sz w:val="18"/>
+          <w:szCs w:val="18"/>
         </w:rPr>
         <w:t>We provide a supportive and</w:t>
       </w:r>
@@ -646,8 +646,8 @@
           <w:rStyle w:val="Bulletlevel1color"/>
           <w:rFonts w:ascii="Arial" w:hAnsi="Arial" w:cs="Arial"/>
           <w:color w:val="000000"/>
-          <w:sz w:val="22"/>
-          <w:szCs w:val="22"/>
+          <w:sz w:val="18"/>
+          <w:szCs w:val="18"/>
         </w:rPr>
         <w:t xml:space="preserve"> </w:t>
       </w:r>
@@ -656,8 +656,8 @@
           <w:rStyle w:val="Bulletlevel1color"/>
           <w:rFonts w:ascii="Arial" w:hAnsi="Arial" w:cs="Arial"/>
           <w:color w:val="000000"/>
-          <w:sz w:val="22"/>
-          <w:szCs w:val="22"/>
+          <w:sz w:val="18"/>
+          <w:szCs w:val="18"/>
         </w:rPr>
         <w:t xml:space="preserve">positive learning experience </w:t>
       </w:r>
@@ -666,8 +666,8 @@
           <w:rStyle w:val="Bulletlevel1color"/>
           <w:rFonts w:ascii="Arial" w:hAnsi="Arial" w:cs="Arial"/>
           <w:color w:val="000000"/>
-          <w:sz w:val="22"/>
-          <w:szCs w:val="22"/>
+          <w:sz w:val="18"/>
+          <w:szCs w:val="18"/>
         </w:rPr>
         <w:br/>
       </w:r>
@@ -676,8 +676,8 @@
           <w:rStyle w:val="Bulletlevel1color"/>
           <w:rFonts w:ascii="Arial" w:hAnsi="Arial" w:cs="Arial"/>
           <w:color w:val="000000"/>
-          <w:sz w:val="22"/>
-          <w:szCs w:val="22"/>
+          <w:sz w:val="18"/>
+          <w:szCs w:val="18"/>
         </w:rPr>
         <w:t>in which members are</w:t>
       </w:r>
@@ -686,8 +686,8 @@
           <w:rStyle w:val="Bulletlevel1color"/>
           <w:rFonts w:ascii="Arial" w:hAnsi="Arial" w:cs="Arial"/>
           <w:color w:val="000000"/>
-          <w:sz w:val="22"/>
-          <w:szCs w:val="22"/>
+          <w:sz w:val="18"/>
+          <w:szCs w:val="18"/>
         </w:rPr>
         <w:t xml:space="preserve"> </w:t>
       </w:r>
@@ -696,8 +696,8 @@
           <w:rStyle w:val="Bulletlevel1color"/>
           <w:rFonts w:ascii="Arial" w:hAnsi="Arial" w:cs="Arial"/>
           <w:color w:val="000000"/>
-          <w:sz w:val="22"/>
-          <w:szCs w:val="22"/>
+          <w:sz w:val="18"/>
+          <w:szCs w:val="18"/>
         </w:rPr>
         <w:t>empowered</w:t>
       </w:r>
@@ -706,8 +706,8 @@
           <w:rStyle w:val="Bulletlevel1color"/>
           <w:rFonts w:ascii="Arial" w:hAnsi="Arial" w:cs="Arial"/>
           <w:color w:val="000000"/>
-          <w:sz w:val="22"/>
-          <w:szCs w:val="22"/>
+          <w:sz w:val="18"/>
+          <w:szCs w:val="18"/>
         </w:rPr>
         <w:t xml:space="preserve"> </w:t>
       </w:r>
@@ -716,8 +716,8 @@
           <w:rStyle w:val="Bulletlevel1color"/>
           <w:rFonts w:ascii="Arial" w:hAnsi="Arial" w:cs="Arial"/>
           <w:color w:val="000000"/>
-          <w:sz w:val="22"/>
-          <w:szCs w:val="22"/>
+          <w:sz w:val="18"/>
+          <w:szCs w:val="18"/>
         </w:rPr>
         <w:t xml:space="preserve">to develop communication and leadership skills, resulting in greater </w:t>
       </w:r>
@@ -726,8 +726,8 @@
           <w:rStyle w:val="Bulletlevel1color"/>
           <w:rFonts w:ascii="Arial" w:hAnsi="Arial" w:cs="Arial"/>
           <w:color w:val="000000"/>
-          <w:sz w:val="22"/>
-          <w:szCs w:val="22"/>
+          <w:sz w:val="18"/>
+          <w:szCs w:val="18"/>
         </w:rPr>
         <w:br/>
       </w:r>
@@ -736,8 +736,8 @@
           <w:rStyle w:val="Bulletlevel1color"/>
           <w:rFonts w:ascii="Arial" w:hAnsi="Arial" w:cs="Arial"/>
           <w:color w:val="000000"/>
-          <w:sz w:val="22"/>
-          <w:szCs w:val="22"/>
+          <w:sz w:val="18"/>
+          <w:szCs w:val="18"/>
         </w:rPr>
         <w:t xml:space="preserve">self-confidence and </w:t>
       </w:r>
@@ -746,8 +746,8 @@
           <w:rStyle w:val="Bulletlevel1color"/>
           <w:rFonts w:ascii="Arial" w:hAnsi="Arial" w:cs="Arial"/>
           <w:color w:val="000000"/>
-          <w:sz w:val="22"/>
-          <w:szCs w:val="22"/>
+          <w:sz w:val="18"/>
+          <w:szCs w:val="18"/>
         </w:rPr>
         <w:br/>
       </w:r>
@@ -756,13 +756,13 @@
           <w:rStyle w:val="Bulletlevel1color"/>
           <w:rFonts w:ascii="Arial" w:hAnsi="Arial" w:cs="Arial"/>
           <w:color w:val="000000"/>
-          <w:sz w:val="22"/>
-          <w:szCs w:val="22"/>
+          <w:sz w:val="18"/>
+          <w:szCs w:val="18"/>
         </w:rPr>
         <w:t>personal growth.</w:t>
       </w:r>
     </w:p>
-    <w:p>
+    <w:p ns2:paraId="7475CAD2" ns2:textId="614163C2">
       <w:pPr>
         <w:rPr>
           <w:rFonts w:ascii="Arial" w:hAnsi="Arial" w:cs="Arial"/>
@@ -779,7 +779,7 @@
           <w:sz w:val="22"/>
           <w:szCs w:val="22"/>
         </w:rPr>
-        <w:t>7:00</w:t>
+        <w:t>{Start}</w:t>
       </w:r>
       <w:r>
         <w:rPr>
@@ -823,10 +823,10 @@
           <w:sz w:val="22"/>
           <w:szCs w:val="22"/>
         </w:rPr>
-        <w:t>John Doe</w:t>
-      </w:r>
-    </w:p>
-    <w:p>
+        <w:t>{Chair}</w:t>
+      </w:r>
+    </w:p>
+    <w:p ns2:paraId="65F2D565" ns2:textId="77777777">
       <w:pPr>
         <w:tabs>
           <w:tab w:val="left" w:pos="720"/>
@@ -854,10 +854,10 @@
           <w:szCs w:val="22"/>
         </w:rPr>
         <w:tab/>
-        <w:t>John Doe</w:t>
-      </w:r>
-    </w:p>
-    <w:p>
+        <w:t>{Chair}</w:t>
+      </w:r>
+    </w:p>
+    <w:p ns2:paraId="2FF16E51" ns2:textId="77777777">
       <w:pPr>
         <w:tabs>
           <w:tab w:val="left" w:pos="720"/>
@@ -885,10 +885,10 @@
           <w:szCs w:val="22"/>
         </w:rPr>
         <w:tab/>
-        <w:t>John Doe</w:t>
-      </w:r>
-    </w:p>
-    <w:p>
+        <w:t>{Inv}</w:t>
+      </w:r>
+    </w:p>
+    <w:p ns2:paraId="5C21DF1C" ns2:textId="77777777">
       <w:pPr>
         <w:tabs>
           <w:tab w:val="left" w:pos="720"/>
@@ -916,10 +916,10 @@
           <w:szCs w:val="22"/>
         </w:rPr>
         <w:tab/>
-        <w:t>Jane Doe</w:t>
-      </w:r>
-    </w:p>
-    <w:p>
+        <w:t>{Guest}</w:t>
+      </w:r>
+    </w:p>
+    <w:p ns2:paraId="1A790C2B" ns2:textId="77777777">
       <w:pPr>
         <w:tabs>
           <w:tab w:val="left" w:pos="720"/>
@@ -933,29 +933,29 @@
         </w:rPr>
       </w:pPr>
     </w:p>
-    <w:p>
-      <w:pPr>
-        <w:tabs>
-          <w:tab w:val="left" w:pos="720"/>
-          <w:tab w:val="left" w:pos="6030"/>
-        </w:tabs>
-        <w:rPr>
-          <w:rFonts w:ascii="Arial" w:hAnsi="Arial" w:cs="Arial"/>
-          <w:b/>
-          <w:bCs/>
-          <w:sz w:val="22"/>
-          <w:szCs w:val="22"/>
-        </w:rPr>
-      </w:pPr>
-      <w:r>
-        <w:rPr>
-          <w:rFonts w:ascii="Arial" w:hAnsi="Arial" w:cs="Arial"/>
-          <w:b/>
-          <w:bCs/>
-          <w:sz w:val="22"/>
-          <w:szCs w:val="22"/>
-        </w:rPr>
-        <w:t>7:05</w:t>
+    <w:p ns2:paraId="30D47CAD" ns2:textId="77777777">
+      <w:pPr>
+        <w:tabs>
+          <w:tab w:val="left" w:pos="720"/>
+          <w:tab w:val="left" w:pos="6030"/>
+        </w:tabs>
+        <w:rPr>
+          <w:rFonts w:ascii="Arial" w:hAnsi="Arial" w:cs="Arial"/>
+          <w:b/>
+          <w:bCs/>
+          <w:sz w:val="22"/>
+          <w:szCs w:val="22"/>
+        </w:rPr>
+      </w:pPr>
+      <w:r>
+        <w:rPr>
+          <w:rFonts w:ascii="Arial" w:hAnsi="Arial" w:cs="Arial"/>
+          <w:b/>
+          <w:bCs/>
+          <w:sz w:val="22"/>
+          <w:szCs w:val="22"/>
+        </w:rPr>
+        <w:t>{T1}</w:t>
       </w:r>
       <w:r>
         <w:rPr>
@@ -969,7 +969,7 @@
         <w:t>Chair Introduces the Toastmaster of the Day</w:t>
       </w:r>
     </w:p>
-    <w:p>
+    <w:p ns2:paraId="62BFD562" ns2:textId="77777777">
       <w:pPr>
         <w:tabs>
           <w:tab w:val="left" w:pos="720"/>
@@ -997,10 +997,10 @@
           <w:szCs w:val="22"/>
         </w:rPr>
         <w:tab/>
-        <w:t>Jane Doe</w:t>
-      </w:r>
-    </w:p>
-    <w:p>
+        <w:t>{TM}</w:t>
+      </w:r>
+    </w:p>
+    <w:p ns2:paraId="7469F6F3" ns2:textId="77777777">
       <w:pPr>
         <w:tabs>
           <w:tab w:val="left" w:pos="720"/>
@@ -1028,10 +1028,10 @@
           <w:szCs w:val="22"/>
         </w:rPr>
         <w:tab/>
-        <w:t>John Doe</w:t>
-      </w:r>
-    </w:p>
-    <w:p>
+        <w:t>{Joke}</w:t>
+      </w:r>
+    </w:p>
+    <w:p ns2:paraId="2033CD21" ns2:textId="77777777">
       <w:pPr>
         <w:tabs>
           <w:tab w:val="left" w:pos="720"/>
@@ -1053,7 +1053,7 @@
         <w:t xml:space="preserve">  Returns control to the Toastmaster of the Day</w:t>
       </w:r>
     </w:p>
-    <w:p>
+    <w:p ns2:paraId="7E512069" ns2:textId="77777777">
       <w:pPr>
         <w:tabs>
           <w:tab w:val="left" w:pos="720"/>
@@ -1067,7 +1067,7 @@
         </w:rPr>
       </w:pPr>
     </w:p>
-    <w:p>
+    <w:p ns2:paraId="0955498B" ns2:textId="77777777">
       <w:pPr>
         <w:tabs>
           <w:tab w:val="left" w:pos="720"/>
@@ -1088,7 +1088,7 @@
           <w:sz w:val="22"/>
           <w:szCs w:val="22"/>
         </w:rPr>
-        <w:t>7:10</w:t>
+        <w:t>{T2}</w:t>
       </w:r>
       <w:r>
         <w:rPr>
@@ -1133,10 +1133,10 @@
           <w:szCs w:val="22"/>
         </w:rPr>
         <w:tab/>
-        <w:t>Jane Doe</w:t>
-      </w:r>
-    </w:p>
-    <w:p>
+        <w:t>{Ah}</w:t>
+      </w:r>
+    </w:p>
+    <w:p ns2:paraId="27F31477" ns2:textId="77777777">
       <w:pPr>
         <w:tabs>
           <w:tab w:val="left" w:pos="720"/>
@@ -1165,10 +1165,10 @@
           <w:szCs w:val="22"/>
         </w:rPr>
         <w:tab/>
-        <w:t>Jane Doe</w:t>
-      </w:r>
-    </w:p>
-    <w:p>
+        <w:t>{Gram}</w:t>
+      </w:r>
+    </w:p>
+    <w:p ns2:paraId="3364F133" ns2:textId="77777777">
       <w:pPr>
         <w:tabs>
           <w:tab w:val="left" w:pos="720"/>
@@ -1197,10 +1197,10 @@
           <w:szCs w:val="22"/>
         </w:rPr>
         <w:tab/>
-        <w:t>Jane Doe</w:t>
-      </w:r>
-    </w:p>
-    <w:p>
+        <w:t>{Timer}</w:t>
+      </w:r>
+    </w:p>
+    <w:p ns2:paraId="4285EE72" ns2:textId="77777777">
       <w:pPr>
         <w:tabs>
           <w:tab w:val="left" w:pos="720"/>
@@ -1229,10 +1229,10 @@
           <w:szCs w:val="22"/>
         </w:rPr>
         <w:tab/>
-        <w:t>John Doe</w:t>
-      </w:r>
-    </w:p>
-    <w:p>
+        <w:t>{GE}</w:t>
+      </w:r>
+    </w:p>
+    <w:p ns2:paraId="271958BE" ns2:textId="77777777">
       <w:pPr>
         <w:tabs>
           <w:tab w:val="left" w:pos="720"/>
@@ -1261,10 +1261,10 @@
           <w:szCs w:val="22"/>
         </w:rPr>
         <w:tab/>
-        <w:t>Jane Doe</w:t>
-      </w:r>
-    </w:p>
-    <w:p>
+        <w:t>{Eval1}</w:t>
+      </w:r>
+    </w:p>
+    <w:p ns2:paraId="126E35E3" ns2:textId="77777777">
       <w:pPr>
         <w:tabs>
           <w:tab w:val="left" w:pos="720"/>
@@ -1293,10 +1293,10 @@
           <w:szCs w:val="22"/>
         </w:rPr>
         <w:tab/>
-        <w:t>John Doe</w:t>
-      </w:r>
-    </w:p>
-    <w:p>
+        <w:t>{Eval2}</w:t>
+      </w:r>
+    </w:p>
+    <w:p ns2:paraId="2915F62C" ns2:textId="77777777">
       <w:pPr>
         <w:tabs>
           <w:tab w:val="left" w:pos="720"/>
@@ -1325,10 +1325,10 @@
           <w:szCs w:val="22"/>
         </w:rPr>
         <w:tab/>
-        <w:t>Jane Doe</w:t>
-      </w:r>
-    </w:p>
-    <w:p>
+        <w:t>{Eval3}</w:t>
+      </w:r>
+    </w:p>
+    <w:p ns2:paraId="4A91AC02" ns2:textId="77777777">
       <w:pPr>
         <w:tabs>
           <w:tab w:val="left" w:pos="720"/>
@@ -1343,7 +1343,7 @@
         </w:rPr>
       </w:pPr>
     </w:p>
-    <w:p>
+    <w:p ns2:paraId="5180A124" ns2:textId="77777777">
       <w:pPr>
         <w:tabs>
           <w:tab w:val="left" w:pos="720"/>
@@ -1366,7 +1366,7 @@
           <w:sz w:val="22"/>
           <w:szCs w:val="22"/>
         </w:rPr>
-        <w:t>7:17</w:t>
+        <w:t>{T3}</w:t>
       </w:r>
       <w:r>
         <w:rPr>
@@ -1390,38 +1390,38 @@
         <w:tab/>
       </w:r>
     </w:p>
-    <w:p>
-      <w:pPr>
-        <w:tabs>
-          <w:tab w:val="left" w:pos="720"/>
-          <w:tab w:val="left" w:pos="6030"/>
-        </w:tabs>
-        <w:rPr>
-          <w:rFonts w:ascii="Arial" w:hAnsi="Arial" w:cs="Arial"/>
-          <w:sz w:val="22"/>
-          <w:szCs w:val="22"/>
-        </w:rPr>
-      </w:pPr>
-      <w:r>
-        <w:rPr>
-          <w:rFonts w:ascii="Arial" w:hAnsi="Arial" w:cs="Arial"/>
-          <w:sz w:val="22"/>
-          <w:szCs w:val="22"/>
-        </w:rPr>
-        <w:tab/>
-        <w:t xml:space="preserve">  First Speaker (5-7 minutes)</w:t>
-      </w:r>
-      <w:r>
-        <w:rPr>
-          <w:rFonts w:ascii="Arial" w:hAnsi="Arial" w:cs="Arial"/>
-          <w:sz w:val="22"/>
-          <w:szCs w:val="22"/>
-        </w:rPr>
-        <w:tab/>
-        <w:t>Jane Doe</w:t>
-      </w:r>
-    </w:p>
-    <w:p>
+    <w:p ns2:paraId="4EB2C8CE" ns2:textId="3132E6E2">
+      <w:pPr>
+        <w:tabs>
+          <w:tab w:val="left" w:pos="720"/>
+          <w:tab w:val="left" w:pos="6030"/>
+        </w:tabs>
+        <w:rPr>
+          <w:rFonts w:ascii="Arial" w:hAnsi="Arial" w:cs="Arial"/>
+          <w:sz w:val="22"/>
+          <w:szCs w:val="22"/>
+        </w:rPr>
+      </w:pPr>
+      <w:r>
+        <w:rPr>
+          <w:rFonts w:ascii="Arial" w:hAnsi="Arial" w:cs="Arial"/>
+          <w:sz w:val="22"/>
+          <w:szCs w:val="22"/>
+        </w:rPr>
+        <w:tab/>
+        <w:t xml:space="preserve">  First Speaker ({S1 time})</w:t>
+      </w:r>
+      <w:r>
+        <w:rPr>
+          <w:rFonts w:ascii="Arial" w:hAnsi="Arial" w:cs="Arial"/>
+          <w:sz w:val="22"/>
+          <w:szCs w:val="22"/>
+        </w:rPr>
+        <w:tab/>
+        <w:t>{Spkr1}</w:t>
+      </w:r>
+    </w:p>
+    <w:p ns2:paraId="3BCE61CD" ns2:textId="77777777">
       <w:pPr>
         <w:tabs>
           <w:tab w:val="left" w:pos="720"/>
@@ -1441,50 +1441,50 @@
           <w:szCs w:val="22"/>
         </w:rPr>
         <w:tab/>
-        <w:t xml:space="preserve">  Second Speaker (4-6 minutes)</w:t>
-      </w:r>
-      <w:r>
-        <w:rPr>
-          <w:rFonts w:ascii="Arial" w:hAnsi="Arial" w:cs="Arial"/>
-          <w:sz w:val="22"/>
-          <w:szCs w:val="22"/>
-        </w:rPr>
-        <w:tab/>
-        <w:t>Jane Doe</w:t>
-      </w:r>
-    </w:p>
-    <w:p>
-      <w:pPr>
-        <w:tabs>
-          <w:tab w:val="left" w:pos="720"/>
-          <w:tab w:val="left" w:pos="6030"/>
-        </w:tabs>
-        <w:rPr>
-          <w:rFonts w:ascii="Arial" w:hAnsi="Arial" w:cs="Arial"/>
-          <w:sz w:val="22"/>
-          <w:szCs w:val="22"/>
-        </w:rPr>
-      </w:pPr>
-      <w:r>
-        <w:rPr>
-          <w:rFonts w:ascii="Arial" w:hAnsi="Arial" w:cs="Arial"/>
-          <w:sz w:val="22"/>
-          <w:szCs w:val="22"/>
-        </w:rPr>
-        <w:tab/>
-        <w:t xml:space="preserve">  Third Speaker (5-7 minutes)</w:t>
-      </w:r>
-      <w:r>
-        <w:rPr>
-          <w:rFonts w:ascii="Arial" w:hAnsi="Arial" w:cs="Arial"/>
-          <w:sz w:val="22"/>
-          <w:szCs w:val="22"/>
-        </w:rPr>
-        <w:tab/>
-        <w:t>John Doe</w:t>
-      </w:r>
-    </w:p>
-    <w:p>
+        <w:t xml:space="preserve">  Second Speaker ({S2 time})</w:t>
+      </w:r>
+      <w:r>
+        <w:rPr>
+          <w:rFonts w:ascii="Arial" w:hAnsi="Arial" w:cs="Arial"/>
+          <w:sz w:val="22"/>
+          <w:szCs w:val="22"/>
+        </w:rPr>
+        <w:tab/>
+        <w:t>{Spkr2}</w:t>
+      </w:r>
+    </w:p>
+    <w:p ns2:paraId="778ABC94" ns2:textId="77777777">
+      <w:pPr>
+        <w:tabs>
+          <w:tab w:val="left" w:pos="720"/>
+          <w:tab w:val="left" w:pos="6030"/>
+        </w:tabs>
+        <w:rPr>
+          <w:rFonts w:ascii="Arial" w:hAnsi="Arial" w:cs="Arial"/>
+          <w:sz w:val="22"/>
+          <w:szCs w:val="22"/>
+        </w:rPr>
+      </w:pPr>
+      <w:r>
+        <w:rPr>
+          <w:rFonts w:ascii="Arial" w:hAnsi="Arial" w:cs="Arial"/>
+          <w:sz w:val="22"/>
+          <w:szCs w:val="22"/>
+        </w:rPr>
+        <w:tab/>
+        <w:t xml:space="preserve">  Third Speaker ({S3 time})</w:t>
+      </w:r>
+      <w:r>
+        <w:rPr>
+          <w:rFonts w:ascii="Arial" w:hAnsi="Arial" w:cs="Arial"/>
+          <w:sz w:val="22"/>
+          <w:szCs w:val="22"/>
+        </w:rPr>
+        <w:tab/>
+        <w:t>{Spkr3}</w:t>
+      </w:r>
+    </w:p>
+    <w:p ns2:paraId="20716211" ns2:textId="77777777">
       <w:pPr>
         <w:pStyle w:val="NormalWeb"/>
         <w:spacing w:before="0" w:beforeAutospacing="0" w:after="0" w:afterAutospacing="0"/>
@@ -1547,10 +1547,10 @@
           <w:szCs w:val="22"/>
         </w:rPr>
         <w:tab/>
-        <w:t xml:space="preserve">    Jane Doe</w:t>
-      </w:r>
-    </w:p>
-    <w:p>
+        <w:t xml:space="preserve">    {Timer}</w:t>
+      </w:r>
+    </w:p>
+    <w:p ns2:paraId="38CBFA05" ns2:textId="77777777">
       <w:pPr>
         <w:pStyle w:val="NormalWeb"/>
         <w:spacing w:before="0" w:beforeAutospacing="0" w:after="0" w:afterAutospacing="0"/>
@@ -1580,7 +1580,7 @@
         <w:t xml:space="preserve">   Recap Speakers and Give Reminder to Vote</w:t>
       </w:r>
     </w:p>
-    <w:p>
+    <w:p ns2:paraId="0443757A" ns2:textId="77777777">
       <w:pPr>
         <w:tabs>
           <w:tab w:val="left" w:pos="720"/>
@@ -1595,7 +1595,7 @@
         </w:rPr>
       </w:pPr>
     </w:p>
-    <w:p>
+    <w:p ns2:paraId="2AFE6CC3" ns2:textId="77777777">
       <w:pPr>
         <w:tabs>
           <w:tab w:val="left" w:pos="720"/>
@@ -1616,7 +1616,7 @@
           <w:sz w:val="22"/>
           <w:szCs w:val="22"/>
         </w:rPr>
-        <w:t>7:40</w:t>
+        <w:t>{T4}</w:t>
       </w:r>
       <w:r>
         <w:rPr>
@@ -1648,10 +1648,10 @@
           <w:szCs w:val="22"/>
         </w:rPr>
         <w:tab/>
-        <w:t>Jane Doe</w:t>
-      </w:r>
-    </w:p>
-    <w:p>
+        <w:t>{Topics}</w:t>
+      </w:r>
+    </w:p>
+    <w:p ns2:paraId="7D9F4B74" ns2:textId="77777777">
       <w:pPr>
         <w:tabs>
           <w:tab w:val="left" w:pos="720"/>
@@ -1674,7 +1674,7 @@
         <w:t xml:space="preserve">  Conduct Table Topics Session</w:t>
       </w:r>
     </w:p>
-    <w:p>
+    <w:p ns2:paraId="631EA071" ns2:textId="77777777">
       <w:pPr>
         <w:tabs>
           <w:tab w:val="left" w:pos="720"/>
@@ -1703,10 +1703,10 @@
           <w:szCs w:val="22"/>
         </w:rPr>
         <w:tab/>
-        <w:t>Jane Doe</w:t>
-      </w:r>
-    </w:p>
-    <w:p>
+        <w:t>{Timer}</w:t>
+      </w:r>
+    </w:p>
+    <w:p ns2:paraId="28FE0045" ns2:textId="77777777">
       <w:pPr>
         <w:tabs>
           <w:tab w:val="left" w:pos="720"/>
@@ -1737,7 +1737,7 @@
         <w:tab/>
       </w:r>
     </w:p>
-    <w:p>
+    <w:p ns2:paraId="335D1C27" ns2:textId="77777777">
       <w:pPr>
         <w:tabs>
           <w:tab w:val="left" w:pos="720"/>
@@ -1769,7 +1769,7 @@
         <w:tab/>
       </w:r>
     </w:p>
-    <w:p>
+    <w:p ns2:paraId="160DC9C7" ns2:textId="77777777">
       <w:pPr>
         <w:tabs>
           <w:tab w:val="left" w:pos="720"/>
@@ -1784,7 +1784,7 @@
         </w:rPr>
       </w:pPr>
     </w:p>
-    <w:p>
+    <w:p ns2:paraId="2A02A751" ns2:textId="77777777">
       <w:pPr>
         <w:tabs>
           <w:tab w:val="left" w:pos="720"/>
@@ -1805,7 +1805,7 @@
           <w:sz w:val="22"/>
           <w:szCs w:val="22"/>
         </w:rPr>
-        <w:t>8:05</w:t>
+        <w:t>{T5}</w:t>
       </w:r>
       <w:r>
         <w:rPr>
@@ -1825,10 +1825,10 @@
           <w:szCs w:val="22"/>
         </w:rPr>
         <w:tab/>
-        <w:t>Jane Doe</w:t>
-      </w:r>
-    </w:p>
-    <w:p>
+        <w:t>{TM}</w:t>
+      </w:r>
+    </w:p>
+    <w:p ns2:paraId="42D9A7F7" ns2:textId="77777777">
       <w:pPr>
         <w:tabs>
           <w:tab w:val="left" w:pos="720"/>
@@ -1850,27 +1850,27 @@
         <w:t xml:space="preserve">  </w:t>
       </w:r>
     </w:p>
-    <w:p>
-      <w:pPr>
-        <w:tabs>
-          <w:tab w:val="left" w:pos="720"/>
-          <w:tab w:val="left" w:pos="6030"/>
-        </w:tabs>
-        <w:rPr>
-          <w:rFonts w:ascii="Arial" w:hAnsi="Arial" w:cs="Arial"/>
-          <w:sz w:val="22"/>
-          <w:szCs w:val="22"/>
-        </w:rPr>
-      </w:pPr>
-      <w:r>
-        <w:rPr>
-          <w:rFonts w:ascii="Arial" w:hAnsi="Arial" w:cs="Arial"/>
-          <w:b/>
-          <w:bCs/>
-          <w:sz w:val="22"/>
-          <w:szCs w:val="22"/>
-        </w:rPr>
-        <w:t xml:space="preserve">8:05 </w:t>
+    <w:p ns2:paraId="330D8AE5" ns2:textId="77777777">
+      <w:pPr>
+        <w:tabs>
+          <w:tab w:val="left" w:pos="720"/>
+          <w:tab w:val="left" w:pos="6030"/>
+        </w:tabs>
+        <w:rPr>
+          <w:rFonts w:ascii="Arial" w:hAnsi="Arial" w:cs="Arial"/>
+          <w:sz w:val="22"/>
+          <w:szCs w:val="22"/>
+        </w:rPr>
+      </w:pPr>
+      <w:r>
+        <w:rPr>
+          <w:rFonts w:ascii="Arial" w:hAnsi="Arial" w:cs="Arial"/>
+          <w:b/>
+          <w:bCs/>
+          <w:sz w:val="22"/>
+          <w:szCs w:val="22"/>
+        </w:rPr>
+        <w:t xml:space="preserve">{T6} </w:t>
       </w:r>
       <w:r>
         <w:rPr>
@@ -1890,111 +1890,111 @@
           <w:szCs w:val="22"/>
         </w:rPr>
         <w:tab/>
-        <w:t>John Doe</w:t>
-      </w:r>
-      <w:r>
-        <w:rPr>
-          <w:rFonts w:ascii="Arial" w:hAnsi="Arial" w:cs="Arial"/>
-          <w:sz w:val="22"/>
-          <w:szCs w:val="22"/>
-        </w:rPr>
-        <w:tab/>
-      </w:r>
-    </w:p>
-    <w:p>
-      <w:pPr>
-        <w:tabs>
-          <w:tab w:val="left" w:pos="720"/>
-          <w:tab w:val="left" w:pos="6030"/>
-        </w:tabs>
-        <w:rPr>
-          <w:rFonts w:ascii="Arial" w:hAnsi="Arial" w:cs="Arial"/>
-          <w:sz w:val="22"/>
-          <w:szCs w:val="22"/>
-        </w:rPr>
-      </w:pPr>
-      <w:r>
-        <w:rPr>
-          <w:rFonts w:ascii="Arial" w:hAnsi="Arial" w:cs="Arial"/>
-          <w:sz w:val="22"/>
-          <w:szCs w:val="22"/>
-        </w:rPr>
-        <w:tab/>
-        <w:t xml:space="preserve">  First Speaker’s Evaluation (2-3 Minutes)</w:t>
-      </w:r>
-      <w:r>
-        <w:rPr>
-          <w:rFonts w:ascii="Arial" w:hAnsi="Arial" w:cs="Arial"/>
-          <w:sz w:val="22"/>
-          <w:szCs w:val="22"/>
-        </w:rPr>
-        <w:tab/>
-        <w:t>Jane Doe</w:t>
-      </w:r>
-    </w:p>
-    <w:p>
-      <w:pPr>
-        <w:tabs>
-          <w:tab w:val="left" w:pos="720"/>
-          <w:tab w:val="left" w:pos="6030"/>
-        </w:tabs>
-        <w:rPr>
-          <w:rFonts w:ascii="Arial" w:hAnsi="Arial" w:cs="Arial"/>
-          <w:sz w:val="22"/>
-          <w:szCs w:val="22"/>
-        </w:rPr>
-      </w:pPr>
-      <w:r>
-        <w:rPr>
-          <w:rFonts w:ascii="Arial" w:hAnsi="Arial" w:cs="Arial"/>
-          <w:sz w:val="22"/>
-          <w:szCs w:val="22"/>
-        </w:rPr>
-        <w:tab/>
-        <w:t xml:space="preserve">  Second Speaker’s Evaluation (2-3 Minutes)</w:t>
-      </w:r>
-      <w:r>
-        <w:rPr>
-          <w:rFonts w:ascii="Arial" w:hAnsi="Arial" w:cs="Arial"/>
-          <w:sz w:val="22"/>
-          <w:szCs w:val="22"/>
-        </w:rPr>
-        <w:tab/>
-        <w:t>John Doe</w:t>
-      </w:r>
-    </w:p>
-    <w:p>
-      <w:pPr>
-        <w:tabs>
-          <w:tab w:val="left" w:pos="720"/>
-          <w:tab w:val="left" w:pos="6030"/>
-        </w:tabs>
-        <w:rPr>
-          <w:rFonts w:ascii="Arial" w:hAnsi="Arial" w:cs="Arial"/>
-          <w:sz w:val="22"/>
-          <w:szCs w:val="22"/>
-        </w:rPr>
-      </w:pPr>
-      <w:r>
-        <w:rPr>
-          <w:rFonts w:ascii="Arial" w:hAnsi="Arial" w:cs="Arial"/>
-          <w:sz w:val="22"/>
-          <w:szCs w:val="22"/>
-        </w:rPr>
-        <w:tab/>
-        <w:t xml:space="preserve">  Third Speaker’s Evaluation (2-3 Minutes)</w:t>
-      </w:r>
-      <w:r>
-        <w:rPr>
-          <w:rFonts w:ascii="Arial" w:hAnsi="Arial" w:cs="Arial"/>
-          <w:sz w:val="22"/>
-          <w:szCs w:val="22"/>
-        </w:rPr>
-        <w:tab/>
-        <w:t>Jane Doe</w:t>
-      </w:r>
-    </w:p>
-    <w:p>
+        <w:t>{GE}</w:t>
+      </w:r>
+      <w:r>
+        <w:rPr>
+          <w:rFonts w:ascii="Arial" w:hAnsi="Arial" w:cs="Arial"/>
+          <w:sz w:val="22"/>
+          <w:szCs w:val="22"/>
+        </w:rPr>
+        <w:tab/>
+      </w:r>
+    </w:p>
+    <w:p ns2:paraId="299636B4" ns2:textId="77777777">
+      <w:pPr>
+        <w:tabs>
+          <w:tab w:val="left" w:pos="720"/>
+          <w:tab w:val="left" w:pos="6030"/>
+        </w:tabs>
+        <w:rPr>
+          <w:rFonts w:ascii="Arial" w:hAnsi="Arial" w:cs="Arial"/>
+          <w:sz w:val="22"/>
+          <w:szCs w:val="22"/>
+        </w:rPr>
+      </w:pPr>
+      <w:r>
+        <w:rPr>
+          <w:rFonts w:ascii="Arial" w:hAnsi="Arial" w:cs="Arial"/>
+          <w:sz w:val="22"/>
+          <w:szCs w:val="22"/>
+        </w:rPr>
+        <w:tab/>
+        <w:t xml:space="preserve">  First Speaker’s Evaluation ({E1 time})</w:t>
+      </w:r>
+      <w:r>
+        <w:rPr>
+          <w:rFonts w:ascii="Arial" w:hAnsi="Arial" w:cs="Arial"/>
+          <w:sz w:val="22"/>
+          <w:szCs w:val="22"/>
+        </w:rPr>
+        <w:tab/>
+        <w:t>{Eval1}</w:t>
+      </w:r>
+    </w:p>
+    <w:p ns2:paraId="02BD641F" ns2:textId="77777777">
+      <w:pPr>
+        <w:tabs>
+          <w:tab w:val="left" w:pos="720"/>
+          <w:tab w:val="left" w:pos="6030"/>
+        </w:tabs>
+        <w:rPr>
+          <w:rFonts w:ascii="Arial" w:hAnsi="Arial" w:cs="Arial"/>
+          <w:sz w:val="22"/>
+          <w:szCs w:val="22"/>
+        </w:rPr>
+      </w:pPr>
+      <w:r>
+        <w:rPr>
+          <w:rFonts w:ascii="Arial" w:hAnsi="Arial" w:cs="Arial"/>
+          <w:sz w:val="22"/>
+          <w:szCs w:val="22"/>
+        </w:rPr>
+        <w:tab/>
+        <w:t xml:space="preserve">  Second Speaker’s Evaluation ({E2 time})</w:t>
+      </w:r>
+      <w:r>
+        <w:rPr>
+          <w:rFonts w:ascii="Arial" w:hAnsi="Arial" w:cs="Arial"/>
+          <w:sz w:val="22"/>
+          <w:szCs w:val="22"/>
+        </w:rPr>
+        <w:tab/>
+        <w:t>{Eval2}</w:t>
+      </w:r>
+    </w:p>
+    <w:p ns2:paraId="36B6ACBD" ns2:textId="77777777">
+      <w:pPr>
+        <w:tabs>
+          <w:tab w:val="left" w:pos="720"/>
+          <w:tab w:val="left" w:pos="6030"/>
+        </w:tabs>
+        <w:rPr>
+          <w:rFonts w:ascii="Arial" w:hAnsi="Arial" w:cs="Arial"/>
+          <w:sz w:val="22"/>
+          <w:szCs w:val="22"/>
+        </w:rPr>
+      </w:pPr>
+      <w:r>
+        <w:rPr>
+          <w:rFonts w:ascii="Arial" w:hAnsi="Arial" w:cs="Arial"/>
+          <w:sz w:val="22"/>
+          <w:szCs w:val="22"/>
+        </w:rPr>
+        <w:tab/>
+        <w:t xml:space="preserve">  Third Speaker’s Evaluation ({E3 time})</w:t>
+      </w:r>
+      <w:r>
+        <w:rPr>
+          <w:rFonts w:ascii="Arial" w:hAnsi="Arial" w:cs="Arial"/>
+          <w:sz w:val="22"/>
+          <w:szCs w:val="22"/>
+        </w:rPr>
+        <w:tab/>
+        <w:t>{Eval3}</w:t>
+      </w:r>
+    </w:p>
+    <w:p ns2:paraId="190DA056" ns2:textId="5B41E8DF">
       <w:pPr>
         <w:tabs>
           <w:tab w:val="left" w:pos="720"/>
@@ -2026,42 +2026,42 @@
         <w:t>Recap Evaluators and Call for Submission of Votes</w:t>
       </w:r>
     </w:p>
-    <w:p>
-      <w:pPr>
-        <w:tabs>
-          <w:tab w:val="left" w:pos="720"/>
-          <w:tab w:val="left" w:pos="6030"/>
-        </w:tabs>
-        <w:rPr>
-          <w:rFonts w:ascii="Arial" w:hAnsi="Arial" w:cs="Arial"/>
-          <w:sz w:val="22"/>
-          <w:szCs w:val="22"/>
-        </w:rPr>
-      </w:pPr>
-    </w:p>
-    <w:p>
-      <w:pPr>
-        <w:tabs>
-          <w:tab w:val="left" w:pos="720"/>
-          <w:tab w:val="left" w:pos="6030"/>
-        </w:tabs>
-        <w:rPr>
-          <w:rFonts w:ascii="Arial" w:hAnsi="Arial" w:cs="Arial"/>
-          <w:b/>
-          <w:bCs/>
-          <w:sz w:val="22"/>
-          <w:szCs w:val="22"/>
-        </w:rPr>
-      </w:pPr>
-      <w:r>
-        <w:rPr>
-          <w:rFonts w:ascii="Arial" w:hAnsi="Arial" w:cs="Arial"/>
-          <w:b/>
-          <w:bCs/>
-          <w:sz w:val="22"/>
-          <w:szCs w:val="22"/>
-        </w:rPr>
-        <w:t>8:11</w:t>
+    <w:p ns2:paraId="3ACCCD46" ns2:textId="77777777">
+      <w:pPr>
+        <w:tabs>
+          <w:tab w:val="left" w:pos="720"/>
+          <w:tab w:val="left" w:pos="6030"/>
+        </w:tabs>
+        <w:rPr>
+          <w:rFonts w:ascii="Arial" w:hAnsi="Arial" w:cs="Arial"/>
+          <w:sz w:val="22"/>
+          <w:szCs w:val="22"/>
+        </w:rPr>
+      </w:pPr>
+    </w:p>
+    <w:p ns2:paraId="6022C551" ns2:textId="6A891AB5">
+      <w:pPr>
+        <w:tabs>
+          <w:tab w:val="left" w:pos="720"/>
+          <w:tab w:val="left" w:pos="6030"/>
+        </w:tabs>
+        <w:rPr>
+          <w:rFonts w:ascii="Arial" w:hAnsi="Arial" w:cs="Arial"/>
+          <w:b/>
+          <w:bCs/>
+          <w:sz w:val="22"/>
+          <w:szCs w:val="22"/>
+        </w:rPr>
+      </w:pPr>
+      <w:r>
+        <w:rPr>
+          <w:rFonts w:ascii="Arial" w:hAnsi="Arial" w:cs="Arial"/>
+          <w:b/>
+          <w:bCs/>
+          <w:sz w:val="22"/>
+          <w:szCs w:val="22"/>
+        </w:rPr>
+        <w:t>{T7}</w:t>
       </w:r>
       <w:r>
         <w:rPr>
@@ -2075,7 +2075,7 @@
         <w:t xml:space="preserve"> General Evaluator Calls for Reports  </w:t>
       </w:r>
     </w:p>
-    <w:p>
+    <w:p ns2:paraId="28D29362" ns2:textId="77777777">
       <w:pPr>
         <w:rPr>
           <w:rFonts w:ascii="Arial" w:hAnsi="Arial" w:cs="Arial"/>
@@ -2096,7 +2096,7 @@
         <w:br w:type="page"/>
       </w:r>
     </w:p>
-    <w:p>
+    <w:p ns2:paraId="34671872" ns2:textId="77777777">
       <w:pPr>
         <w:tabs>
           <w:tab w:val="left" w:pos="720"/>
@@ -2121,37 +2121,37 @@
         </w:sectPr>
       </w:pPr>
     </w:p>
-    <w:p>
-      <w:pPr>
-        <w:tabs>
-          <w:tab w:val="left" w:pos="720"/>
-          <w:tab w:val="left" w:pos="6030"/>
-        </w:tabs>
-        <w:rPr>
-          <w:rFonts w:ascii="Arial" w:hAnsi="Arial" w:cs="Arial"/>
-          <w:b/>
-          <w:bCs/>
-          <w:sz w:val="22"/>
-          <w:szCs w:val="22"/>
-        </w:rPr>
-      </w:pPr>
-    </w:p>
-    <w:p>
-      <w:pPr>
-        <w:tabs>
-          <w:tab w:val="left" w:pos="720"/>
-          <w:tab w:val="left" w:pos="6030"/>
-        </w:tabs>
-        <w:rPr>
-          <w:rFonts w:ascii="Arial" w:hAnsi="Arial" w:cs="Arial"/>
-          <w:b/>
-          <w:bCs/>
-          <w:sz w:val="22"/>
-          <w:szCs w:val="22"/>
-        </w:rPr>
-      </w:pPr>
-    </w:p>
-    <w:p>
+    <w:p ns2:paraId="0E69BAC3" ns2:textId="07FA9D09">
+      <w:pPr>
+        <w:tabs>
+          <w:tab w:val="left" w:pos="720"/>
+          <w:tab w:val="left" w:pos="6030"/>
+        </w:tabs>
+        <w:rPr>
+          <w:rFonts w:ascii="Arial" w:hAnsi="Arial" w:cs="Arial"/>
+          <w:b/>
+          <w:bCs/>
+          <w:sz w:val="22"/>
+          <w:szCs w:val="22"/>
+        </w:rPr>
+      </w:pPr>
+    </w:p>
+    <w:p ns2:paraId="36EFE329" ns2:textId="2BEA713D">
+      <w:pPr>
+        <w:tabs>
+          <w:tab w:val="left" w:pos="720"/>
+          <w:tab w:val="left" w:pos="6030"/>
+        </w:tabs>
+        <w:rPr>
+          <w:rFonts w:ascii="Arial" w:hAnsi="Arial" w:cs="Arial"/>
+          <w:b/>
+          <w:bCs/>
+          <w:sz w:val="22"/>
+          <w:szCs w:val="22"/>
+        </w:rPr>
+      </w:pPr>
+    </w:p>
+    <w:p ns2:paraId="1F1D9C48" ns2:textId="10043793">
       <w:pPr>
         <w:tabs>
           <w:tab w:val="left" w:pos="720"/>
@@ -2167,37 +2167,37 @@
         </w:rPr>
       </w:pPr>
     </w:p>
-    <w:p>
-      <w:pPr>
-        <w:tabs>
-          <w:tab w:val="left" w:pos="720"/>
-          <w:tab w:val="left" w:pos="6030"/>
-        </w:tabs>
-        <w:rPr>
-          <w:rFonts w:ascii="Arial" w:hAnsi="Arial" w:cs="Arial"/>
-          <w:b/>
-          <w:bCs/>
-          <w:sz w:val="22"/>
-          <w:szCs w:val="22"/>
-        </w:rPr>
-      </w:pPr>
-    </w:p>
-    <w:p>
-      <w:pPr>
-        <w:tabs>
-          <w:tab w:val="left" w:pos="720"/>
-          <w:tab w:val="left" w:pos="6030"/>
-        </w:tabs>
-        <w:rPr>
-          <w:rFonts w:ascii="Arial" w:hAnsi="Arial" w:cs="Arial"/>
-          <w:b/>
-          <w:bCs/>
-          <w:sz w:val="22"/>
-          <w:szCs w:val="22"/>
-        </w:rPr>
-      </w:pPr>
-    </w:p>
-    <w:p>
+    <w:p ns2:paraId="1E45166A" ns2:textId="5B79970E">
+      <w:pPr>
+        <w:tabs>
+          <w:tab w:val="left" w:pos="720"/>
+          <w:tab w:val="left" w:pos="6030"/>
+        </w:tabs>
+        <w:rPr>
+          <w:rFonts w:ascii="Arial" w:hAnsi="Arial" w:cs="Arial"/>
+          <w:b/>
+          <w:bCs/>
+          <w:sz w:val="22"/>
+          <w:szCs w:val="22"/>
+        </w:rPr>
+      </w:pPr>
+    </w:p>
+    <w:p ns2:paraId="62A4D6EA" ns2:textId="68D5BF40">
+      <w:pPr>
+        <w:tabs>
+          <w:tab w:val="left" w:pos="720"/>
+          <w:tab w:val="left" w:pos="6030"/>
+        </w:tabs>
+        <w:rPr>
+          <w:rFonts w:ascii="Arial" w:hAnsi="Arial" w:cs="Arial"/>
+          <w:b/>
+          <w:bCs/>
+          <w:sz w:val="22"/>
+          <w:szCs w:val="22"/>
+        </w:rPr>
+      </w:pPr>
+    </w:p>
+    <w:p ns2:paraId="455979A2" ns2:textId="77777777">
       <w:pPr>
         <w:rPr>
           <w:rFonts w:ascii="Arial" w:hAnsi="Arial" w:cs="Arial"/>
@@ -2209,7 +2209,7 @@
         </w:rPr>
       </w:pPr>
     </w:p>
-    <w:p>
+    <w:p ns2:paraId="0C3A86E8" ns2:textId="2042FFBB">
       <w:pPr>
         <w:rPr>
           <w:color w:val="770D29"/>
@@ -2223,7 +2223,7 @@
         </w:sectPr>
       </w:pPr>
     </w:p>
-    <w:p>
+    <w:p ns2:paraId="39C130E2" ns2:textId="77777777">
       <w:pPr>
         <w:pStyle w:val="Heading3"/>
         <w:spacing w:before="0"/>
@@ -2247,22 +2247,22 @@
         <w:t>President</w:t>
       </w:r>
     </w:p>
-    <w:p>
-      <w:pPr>
-        <w:rPr>
-          <w:rFonts w:ascii="Arial" w:hAnsi="Arial" w:cs="Arial"/>
-          <w:sz w:val="22"/>
-        </w:rPr>
-      </w:pPr>
-      <w:r>
-        <w:rPr>
-          <w:rFonts w:ascii="Arial" w:hAnsi="Arial" w:cs="Arial"/>
-          <w:sz w:val="22"/>
-        </w:rPr>
-        <w:t>John Doe</w:t>
-      </w:r>
-    </w:p>
-    <w:p>
+    <w:p ns2:paraId="437D3042" ns2:textId="77777777">
+      <w:pPr>
+        <w:rPr>
+          <w:rFonts w:ascii="Arial" w:hAnsi="Arial" w:cs="Arial"/>
+          <w:sz w:val="22"/>
+        </w:rPr>
+      </w:pPr>
+      <w:r>
+        <w:rPr>
+          <w:rFonts w:ascii="Arial" w:hAnsi="Arial" w:cs="Arial"/>
+          <w:sz w:val="22"/>
+        </w:rPr>
+        <w:t>{Pres}</w:t>
+      </w:r>
+    </w:p>
+    <w:p ns2:paraId="34B12BDE" ns2:textId="77777777">
       <w:pPr>
         <w:pStyle w:val="Heading2"/>
         <w:spacing w:before="240"/>
@@ -2285,22 +2285,22 @@
         <w:t>VP Education</w:t>
       </w:r>
     </w:p>
-    <w:p>
-      <w:pPr>
-        <w:rPr>
-          <w:rFonts w:ascii="Arial" w:hAnsi="Arial" w:cs="Arial"/>
-          <w:sz w:val="22"/>
-        </w:rPr>
-      </w:pPr>
-      <w:r>
-        <w:rPr>
-          <w:rFonts w:ascii="Arial" w:hAnsi="Arial" w:cs="Arial"/>
-          <w:sz w:val="22"/>
-        </w:rPr>
-        <w:t>John Doe</w:t>
-      </w:r>
-    </w:p>
-    <w:p>
+    <w:p ns2:paraId="0BECBFF7" ns2:textId="77777777">
+      <w:pPr>
+        <w:rPr>
+          <w:rFonts w:ascii="Arial" w:hAnsi="Arial" w:cs="Arial"/>
+          <w:sz w:val="22"/>
+        </w:rPr>
+      </w:pPr>
+      <w:r>
+        <w:rPr>
+          <w:rFonts w:ascii="Arial" w:hAnsi="Arial" w:cs="Arial"/>
+          <w:sz w:val="22"/>
+        </w:rPr>
+        <w:t>{VPE}</w:t>
+      </w:r>
+    </w:p>
+    <w:p ns2:paraId="148D11D1" ns2:textId="77777777">
       <w:pPr>
         <w:pStyle w:val="Heading3"/>
         <w:spacing w:before="240"/>
@@ -2323,22 +2323,22 @@
         <w:t>VP Membership</w:t>
       </w:r>
     </w:p>
-    <w:p>
-      <w:pPr>
-        <w:rPr>
-          <w:rFonts w:ascii="Arial" w:hAnsi="Arial" w:cs="Arial"/>
-          <w:sz w:val="22"/>
-        </w:rPr>
-      </w:pPr>
-      <w:r>
-        <w:rPr>
-          <w:rFonts w:ascii="Arial" w:hAnsi="Arial" w:cs="Arial"/>
-          <w:sz w:val="22"/>
-        </w:rPr>
-        <w:t>Jane Doe</w:t>
-      </w:r>
-    </w:p>
-    <w:p>
+    <w:p ns2:paraId="02F1436A" ns2:textId="77777777">
+      <w:pPr>
+        <w:rPr>
+          <w:rFonts w:ascii="Arial" w:hAnsi="Arial" w:cs="Arial"/>
+          <w:sz w:val="22"/>
+        </w:rPr>
+      </w:pPr>
+      <w:r>
+        <w:rPr>
+          <w:rFonts w:ascii="Arial" w:hAnsi="Arial" w:cs="Arial"/>
+          <w:sz w:val="22"/>
+        </w:rPr>
+        <w:t>{VPM}</w:t>
+      </w:r>
+    </w:p>
+    <w:p ns2:paraId="7CB3EDBB" ns2:textId="77777777">
       <w:pPr>
         <w:pStyle w:val="Heading2"/>
         <w:spacing w:before="240"/>
@@ -2361,22 +2361,22 @@
         <w:t>VP Public Relations</w:t>
       </w:r>
     </w:p>
-    <w:p>
-      <w:pPr>
-        <w:rPr>
-          <w:rFonts w:ascii="Arial" w:hAnsi="Arial" w:cs="Arial"/>
-          <w:sz w:val="22"/>
-        </w:rPr>
-      </w:pPr>
-      <w:r>
-        <w:rPr>
-          <w:rFonts w:ascii="Arial" w:hAnsi="Arial" w:cs="Arial"/>
-          <w:sz w:val="22"/>
-        </w:rPr>
-        <w:t>Jane Doe</w:t>
-      </w:r>
-    </w:p>
-    <w:p>
+    <w:p ns2:paraId="1DB40FEE" ns2:textId="77777777">
+      <w:pPr>
+        <w:rPr>
+          <w:rFonts w:ascii="Arial" w:hAnsi="Arial" w:cs="Arial"/>
+          <w:sz w:val="22"/>
+        </w:rPr>
+      </w:pPr>
+      <w:r>
+        <w:rPr>
+          <w:rFonts w:ascii="Arial" w:hAnsi="Arial" w:cs="Arial"/>
+          <w:sz w:val="22"/>
+        </w:rPr>
+        <w:t>{VPPR}</w:t>
+      </w:r>
+    </w:p>
+    <w:p ns2:paraId="1FD3E4B8" ns2:textId="77777777">
       <w:pPr>
         <w:pStyle w:val="Heading3"/>
         <w:spacing w:before="240"/>
@@ -2399,22 +2399,22 @@
         <w:t xml:space="preserve">Secretary </w:t>
       </w:r>
     </w:p>
-    <w:p>
-      <w:pPr>
-        <w:rPr>
-          <w:rFonts w:ascii="Arial" w:hAnsi="Arial" w:cs="Arial"/>
-          <w:sz w:val="22"/>
-        </w:rPr>
-      </w:pPr>
-      <w:r>
-        <w:rPr>
-          <w:rFonts w:ascii="Arial" w:hAnsi="Arial" w:cs="Arial"/>
-          <w:sz w:val="22"/>
-        </w:rPr>
-        <w:t>John Doe</w:t>
-      </w:r>
-    </w:p>
-    <w:p>
+    <w:p ns2:paraId="1EFA36B8" ns2:textId="77777777">
+      <w:pPr>
+        <w:rPr>
+          <w:rFonts w:ascii="Arial" w:hAnsi="Arial" w:cs="Arial"/>
+          <w:sz w:val="22"/>
+        </w:rPr>
+      </w:pPr>
+      <w:r>
+        <w:rPr>
+          <w:rFonts w:ascii="Arial" w:hAnsi="Arial" w:cs="Arial"/>
+          <w:sz w:val="22"/>
+        </w:rPr>
+        <w:t>{Sec}</w:t>
+      </w:r>
+    </w:p>
+    <w:p ns2:paraId="0011FC73" ns2:textId="77777777">
       <w:pPr>
         <w:pStyle w:val="Heading3"/>
         <w:spacing w:before="240"/>
@@ -2437,22 +2437,22 @@
         <w:t>Treasurer</w:t>
       </w:r>
     </w:p>
-    <w:p>
-      <w:pPr>
-        <w:rPr>
-          <w:rFonts w:ascii="Arial" w:hAnsi="Arial" w:cs="Arial"/>
-          <w:sz w:val="22"/>
-        </w:rPr>
-      </w:pPr>
-      <w:r>
-        <w:rPr>
-          <w:rFonts w:ascii="Arial" w:hAnsi="Arial" w:cs="Arial"/>
-          <w:sz w:val="22"/>
-        </w:rPr>
-        <w:t>Jane Doe</w:t>
-      </w:r>
-    </w:p>
-    <w:p>
+    <w:p ns2:paraId="4D0E85D1" ns2:textId="77777777">
+      <w:pPr>
+        <w:rPr>
+          <w:rFonts w:ascii="Arial" w:hAnsi="Arial" w:cs="Arial"/>
+          <w:sz w:val="22"/>
+        </w:rPr>
+      </w:pPr>
+      <w:r>
+        <w:rPr>
+          <w:rFonts w:ascii="Arial" w:hAnsi="Arial" w:cs="Arial"/>
+          <w:sz w:val="22"/>
+        </w:rPr>
+        <w:t>{Treas}</w:t>
+      </w:r>
+    </w:p>
+    <w:p ns2:paraId="41308C0D" ns2:textId="77777777">
       <w:pPr>
         <w:pStyle w:val="Heading3"/>
         <w:spacing w:before="240"/>
@@ -2475,22 +2475,22 @@
         <w:t>Sergeant at Arms</w:t>
       </w:r>
     </w:p>
-    <w:p>
-      <w:pPr>
-        <w:rPr>
-          <w:rFonts w:ascii="Arial" w:hAnsi="Arial" w:cs="Arial"/>
-          <w:sz w:val="22"/>
-        </w:rPr>
-      </w:pPr>
-      <w:r>
-        <w:rPr>
-          <w:rFonts w:ascii="Arial" w:hAnsi="Arial" w:cs="Arial"/>
-          <w:sz w:val="22"/>
-        </w:rPr>
-        <w:t>John Doe</w:t>
-      </w:r>
-    </w:p>
-    <w:p>
+    <w:p ns2:paraId="7E79B020" ns2:textId="77777777">
+      <w:pPr>
+        <w:rPr>
+          <w:rFonts w:ascii="Arial" w:hAnsi="Arial" w:cs="Arial"/>
+          <w:sz w:val="22"/>
+        </w:rPr>
+      </w:pPr>
+      <w:r>
+        <w:rPr>
+          <w:rFonts w:ascii="Arial" w:hAnsi="Arial" w:cs="Arial"/>
+          <w:sz w:val="22"/>
+        </w:rPr>
+        <w:t>{SAA}</w:t>
+      </w:r>
+    </w:p>
+    <w:p ns2:paraId="1D66C0ED" ns2:textId="77777777">
       <w:pPr>
         <w:spacing w:before="40"/>
         <w:rPr>
@@ -2498,7 +2498,7 @@
         </w:rPr>
       </w:pPr>
     </w:p>
-    <w:p>
+    <w:p ns2:paraId="0A03FCF9" ns2:textId="77777777">
       <w:pPr>
         <w:spacing w:before="40"/>
         <w:rPr>
@@ -2506,19 +2506,19 @@
         </w:rPr>
       </w:pPr>
     </w:p>
-    <w:p>
-      <w:pPr>
-        <w:rPr>
-          <w:rFonts w:ascii="Arial" w:hAnsi="Arial" w:cs="Arial"/>
-          <w:sz w:val="22"/>
-        </w:rPr>
-      </w:pPr>
-      <w:r>
-        <w:rPr>
-          <w:rFonts w:ascii="Arial" w:hAnsi="Arial" w:cs="Arial"/>
-          <w:sz w:val="22"/>
-        </w:rPr>
-        <w:t xml:space="preserve">We meet every </w:t>
+    <w:p ns2:paraId="560C8AC3" ns2:textId="77777777">
+      <w:pPr>
+        <w:rPr>
+          <w:rFonts w:ascii="Arial" w:hAnsi="Arial" w:cs="Arial"/>
+          <w:sz w:val="22"/>
+        </w:rPr>
+      </w:pPr>
+      <w:r>
+        <w:rPr>
+          <w:rFonts w:ascii="Arial" w:hAnsi="Arial" w:cs="Arial"/>
+          <w:sz w:val="22"/>
+        </w:rPr>
+        <w:t xml:space="preserve">We meet {Days}</w:t>
       </w:r>
       <w:r>
         <w:rPr>
@@ -2526,25 +2526,25 @@
           <w:sz w:val="22"/>
         </w:rPr>
         <w:br/>
-        <w:t xml:space="preserve">day of the week </w:t>
-      </w:r>
-    </w:p>
-    <w:p>
-      <w:pPr>
-        <w:rPr>
-          <w:rFonts w:ascii="Arial" w:hAnsi="Arial" w:cs="Arial"/>
-          <w:sz w:val="22"/>
-        </w:rPr>
-      </w:pPr>
-      <w:r>
-        <w:rPr>
-          <w:rFonts w:ascii="Arial" w:hAnsi="Arial" w:cs="Arial"/>
-          <w:sz w:val="22"/>
-        </w:rPr>
-        <w:t>from 00:00 to 00:00</w:t>
-      </w:r>
-    </w:p>
-    <w:p>
+        <w:t xml:space="preserve"> </w:t>
+      </w:r>
+    </w:p>
+    <w:p ns2:paraId="3A343E6C" ns2:textId="77777777">
+      <w:pPr>
+        <w:rPr>
+          <w:rFonts w:ascii="Arial" w:hAnsi="Arial" w:cs="Arial"/>
+          <w:sz w:val="22"/>
+        </w:rPr>
+      </w:pPr>
+      <w:r>
+        <w:rPr>
+          <w:rFonts w:ascii="Arial" w:hAnsi="Arial" w:cs="Arial"/>
+          <w:sz w:val="22"/>
+        </w:rPr>
+        <w:t>from {Start} to {End}</w:t>
+      </w:r>
+    </w:p>
+    <w:p ns2:paraId="014B7813" ns2:textId="77777777">
       <w:pPr>
         <w:spacing w:before="40"/>
         <w:rPr>
@@ -2552,7 +2552,7 @@
         </w:rPr>
       </w:pPr>
     </w:p>
-    <w:p>
+    <w:p ns2:paraId="474A2547" ns2:textId="77777777">
       <w:pPr>
         <w:rPr>
           <w:rFonts w:ascii="Arial" w:hAnsi="Arial" w:cs="Arial"/>
@@ -2575,7 +2575,7 @@
         <w:t>on our website</w:t>
       </w:r>
     </w:p>
-    <w:p>
+    <w:p ns2:paraId="0284ED5D" ns2:textId="77777777">
       <w:pPr>
         <w:rPr>
           <w:rFonts w:ascii="Arial" w:hAnsi="Arial" w:cs="Arial"/>
@@ -2589,11 +2589,11 @@
             <w:rFonts w:ascii="Arial" w:hAnsi="Arial" w:cs="Arial"/>
             <w:sz w:val="22"/>
           </w:rPr>
-          <w:t>www.oursite.org</w:t>
+          <w:t>{Website}</w:t>
         </w:r>
       </w:hyperlink>
     </w:p>
-    <w:p>
+    <w:p ns2:paraId="4092BC30" ns2:textId="77777777">
       <w:pPr>
         <w:spacing w:before="40"/>
         <w:rPr>
@@ -2601,7 +2601,7 @@
         </w:rPr>
       </w:pPr>
     </w:p>
-    <w:p>
+    <w:p ns2:paraId="584A4824" ns2:textId="77777777">
       <w:pPr>
         <w:rPr>
           <w:rFonts w:ascii="Arial" w:hAnsi="Arial" w:cs="Arial"/>
@@ -2618,7 +2618,7 @@
         <w:t>Toastmasters International</w:t>
       </w:r>
     </w:p>
-    <w:p>
+    <w:p ns2:paraId="34BE8198" ns2:textId="77777777">
       <w:pPr>
         <w:rPr>
           <w:rFonts w:ascii="Arial" w:hAnsi="Arial" w:cs="Arial"/>
@@ -2638,7 +2638,7 @@
         </w:r>
       </w:hyperlink>
     </w:p>
-    <w:p>
+    <w:p ns2:paraId="0B7E6902" ns2:textId="77777777">
       <w:pPr>
         <w:spacing w:before="40"/>
         <w:rPr>
@@ -2646,17 +2646,17 @@
         </w:rPr>
       </w:pPr>
     </w:p>
-    <w:p>
-      <w:pPr>
-        <w:rPr>
-          <w:rFonts w:ascii="Arial" w:hAnsi="Arial" w:cs="Arial"/>
-          <w:b/>
-          <w:sz w:val="22"/>
-          <w:szCs w:val="22"/>
-        </w:rPr>
-      </w:pPr>
-    </w:p>
-    <w:p>
+    <w:p ns2:paraId="0B8F1B77" ns2:textId="77777777">
+      <w:pPr>
+        <w:rPr>
+          <w:rFonts w:ascii="Arial" w:hAnsi="Arial" w:cs="Arial"/>
+          <w:b/>
+          <w:sz w:val="22"/>
+          <w:szCs w:val="22"/>
+        </w:rPr>
+      </w:pPr>
+    </w:p>
+    <w:p ns2:paraId="0C1D5E61" ns2:textId="77777777">
       <w:pPr>
         <w:rPr>
           <w:rStyle w:val="Bulletlevel1color"/>
@@ -2676,7 +2676,7 @@
         <w:t xml:space="preserve">   </w:t>
       </w:r>
     </w:p>
-    <w:p>
+    <w:p ns2:paraId="5DBA60EA" ns2:textId="77777777">
       <w:pPr>
         <w:rPr>
           <w:rStyle w:val="Bulletlevel1color"/>
@@ -2688,7 +2688,7 @@
         </w:rPr>
       </w:pPr>
     </w:p>
-    <w:p>
+    <w:p ns2:paraId="5224DB41" ns2:textId="77777777">
       <w:pPr>
         <w:rPr>
           <w:rStyle w:val="Bulletlevel1color"/>
@@ -2700,7 +2700,7 @@
         </w:rPr>
       </w:pPr>
     </w:p>
-    <w:p>
+    <w:p ns2:paraId="6AFC3C2E" ns2:textId="77777777">
       <w:pPr>
         <w:rPr>
           <w:rStyle w:val="Bulletlevel1color"/>
@@ -2712,7 +2712,7 @@
         </w:rPr>
       </w:pPr>
     </w:p>
-    <w:p>
+    <w:p ns2:paraId="699D9C4E" ns2:textId="77777777">
       <w:pPr>
         <w:rPr>
           <w:rStyle w:val="Bulletlevel1color"/>
@@ -2724,7 +2724,7 @@
         </w:rPr>
       </w:pPr>
     </w:p>
-    <w:p>
+    <w:p ns2:paraId="5E82563E" ns2:textId="77777777">
       <w:pPr>
         <w:rPr>
           <w:rFonts w:ascii="Arial" w:hAnsi="Arial" w:cs="Arial"/>
@@ -2732,114 +2732,114 @@
         </w:rPr>
       </w:pPr>
     </w:p>
-    <w:p>
-      <w:pPr>
-        <w:tabs>
-          <w:tab w:val="left" w:pos="720"/>
-          <w:tab w:val="left" w:pos="6030"/>
-        </w:tabs>
-        <w:rPr>
-          <w:rFonts w:ascii="Arial" w:hAnsi="Arial" w:cs="Arial"/>
-          <w:b/>
-          <w:sz w:val="22"/>
-        </w:rPr>
-      </w:pPr>
-      <w:r>
-        <w:rPr>
-          <w:rFonts w:ascii="Arial" w:hAnsi="Arial" w:cs="Arial"/>
-          <w:b/>
-          <w:sz w:val="22"/>
-        </w:rPr>
-        <w:tab/>
-      </w:r>
-    </w:p>
-    <w:p>
-      <w:pPr>
-        <w:tabs>
-          <w:tab w:val="left" w:pos="720"/>
-          <w:tab w:val="left" w:pos="6030"/>
-        </w:tabs>
-        <w:rPr>
-          <w:rFonts w:ascii="Arial" w:hAnsi="Arial" w:cs="Arial"/>
-          <w:b/>
-          <w:sz w:val="22"/>
-        </w:rPr>
-      </w:pPr>
-    </w:p>
-    <w:p>
-      <w:pPr>
-        <w:tabs>
-          <w:tab w:val="left" w:pos="720"/>
-          <w:tab w:val="left" w:pos="6030"/>
-        </w:tabs>
-        <w:rPr>
-          <w:rFonts w:ascii="Arial" w:hAnsi="Arial" w:cs="Arial"/>
-          <w:b/>
-          <w:sz w:val="22"/>
-        </w:rPr>
-      </w:pPr>
-    </w:p>
-    <w:p>
-      <w:pPr>
-        <w:tabs>
-          <w:tab w:val="left" w:pos="720"/>
-          <w:tab w:val="left" w:pos="6030"/>
-        </w:tabs>
-        <w:rPr>
-          <w:rFonts w:ascii="Arial" w:hAnsi="Arial" w:cs="Arial"/>
-          <w:b/>
-          <w:sz w:val="22"/>
-        </w:rPr>
-      </w:pPr>
-    </w:p>
-    <w:p>
-      <w:pPr>
-        <w:tabs>
-          <w:tab w:val="left" w:pos="720"/>
-          <w:tab w:val="left" w:pos="6030"/>
-        </w:tabs>
-        <w:rPr>
-          <w:rFonts w:ascii="Arial" w:hAnsi="Arial" w:cs="Arial"/>
-          <w:b/>
-          <w:sz w:val="22"/>
-        </w:rPr>
-      </w:pPr>
-      <w:r>
-        <w:rPr>
-          <w:rFonts w:ascii="Arial" w:hAnsi="Arial" w:cs="Arial"/>
-          <w:b/>
-          <w:sz w:val="22"/>
-        </w:rPr>
-        <w:tab/>
-      </w:r>
-    </w:p>
-    <w:p>
-      <w:pPr>
-        <w:tabs>
-          <w:tab w:val="left" w:pos="720"/>
-          <w:tab w:val="left" w:pos="6030"/>
-        </w:tabs>
-        <w:rPr>
-          <w:rFonts w:ascii="Arial" w:hAnsi="Arial" w:cs="Arial"/>
-          <w:b/>
-          <w:sz w:val="22"/>
-        </w:rPr>
-      </w:pPr>
-    </w:p>
-    <w:p>
-      <w:pPr>
-        <w:tabs>
-          <w:tab w:val="left" w:pos="720"/>
-          <w:tab w:val="left" w:pos="6030"/>
-        </w:tabs>
-        <w:rPr>
-          <w:rFonts w:ascii="Arial" w:hAnsi="Arial" w:cs="Arial"/>
-          <w:b/>
-          <w:sz w:val="22"/>
-        </w:rPr>
-      </w:pPr>
-    </w:p>
-    <w:p>
+    <w:p ns2:paraId="493376AB" ns2:textId="77777777">
+      <w:pPr>
+        <w:tabs>
+          <w:tab w:val="left" w:pos="720"/>
+          <w:tab w:val="left" w:pos="6030"/>
+        </w:tabs>
+        <w:rPr>
+          <w:rFonts w:ascii="Arial" w:hAnsi="Arial" w:cs="Arial"/>
+          <w:b/>
+          <w:sz w:val="22"/>
+        </w:rPr>
+      </w:pPr>
+      <w:r>
+        <w:rPr>
+          <w:rFonts w:ascii="Arial" w:hAnsi="Arial" w:cs="Arial"/>
+          <w:b/>
+          <w:sz w:val="22"/>
+        </w:rPr>
+        <w:tab/>
+      </w:r>
+    </w:p>
+    <w:p ns2:paraId="565C5869" ns2:textId="77777777">
+      <w:pPr>
+        <w:tabs>
+          <w:tab w:val="left" w:pos="720"/>
+          <w:tab w:val="left" w:pos="6030"/>
+        </w:tabs>
+        <w:rPr>
+          <w:rFonts w:ascii="Arial" w:hAnsi="Arial" w:cs="Arial"/>
+          <w:b/>
+          <w:sz w:val="22"/>
+        </w:rPr>
+      </w:pPr>
+    </w:p>
+    <w:p ns2:paraId="2FB88944" ns2:textId="69E75A19">
+      <w:pPr>
+        <w:tabs>
+          <w:tab w:val="left" w:pos="720"/>
+          <w:tab w:val="left" w:pos="6030"/>
+        </w:tabs>
+        <w:rPr>
+          <w:rFonts w:ascii="Arial" w:hAnsi="Arial" w:cs="Arial"/>
+          <w:b/>
+          <w:sz w:val="22"/>
+        </w:rPr>
+      </w:pPr>
+    </w:p>
+    <w:p ns2:paraId="6B785E07" ns2:textId="77777777">
+      <w:pPr>
+        <w:tabs>
+          <w:tab w:val="left" w:pos="720"/>
+          <w:tab w:val="left" w:pos="6030"/>
+        </w:tabs>
+        <w:rPr>
+          <w:rFonts w:ascii="Arial" w:hAnsi="Arial" w:cs="Arial"/>
+          <w:b/>
+          <w:sz w:val="22"/>
+        </w:rPr>
+      </w:pPr>
+    </w:p>
+    <w:p ns2:paraId="5765FE76" ns2:textId="77777777">
+      <w:pPr>
+        <w:tabs>
+          <w:tab w:val="left" w:pos="720"/>
+          <w:tab w:val="left" w:pos="6030"/>
+        </w:tabs>
+        <w:rPr>
+          <w:rFonts w:ascii="Arial" w:hAnsi="Arial" w:cs="Arial"/>
+          <w:b/>
+          <w:sz w:val="22"/>
+        </w:rPr>
+      </w:pPr>
+      <w:r>
+        <w:rPr>
+          <w:rFonts w:ascii="Arial" w:hAnsi="Arial" w:cs="Arial"/>
+          <w:b/>
+          <w:sz w:val="22"/>
+        </w:rPr>
+        <w:tab/>
+      </w:r>
+    </w:p>
+    <w:p ns2:paraId="69C7D5E8" ns2:textId="4605BED6">
+      <w:pPr>
+        <w:tabs>
+          <w:tab w:val="left" w:pos="720"/>
+          <w:tab w:val="left" w:pos="6030"/>
+        </w:tabs>
+        <w:rPr>
+          <w:rFonts w:ascii="Arial" w:hAnsi="Arial" w:cs="Arial"/>
+          <w:b/>
+          <w:sz w:val="22"/>
+        </w:rPr>
+      </w:pPr>
+    </w:p>
+    <w:p ns2:paraId="6576E79D" ns2:textId="77777777">
+      <w:pPr>
+        <w:tabs>
+          <w:tab w:val="left" w:pos="720"/>
+          <w:tab w:val="left" w:pos="6030"/>
+        </w:tabs>
+        <w:rPr>
+          <w:rFonts w:ascii="Arial" w:hAnsi="Arial" w:cs="Arial"/>
+          <w:b/>
+          <w:sz w:val="22"/>
+        </w:rPr>
+      </w:pPr>
+    </w:p>
+    <w:p ns2:paraId="5576B65E" ns2:textId="03BC106F">
       <w:pPr>
         <w:tabs>
           <w:tab w:val="left" w:pos="720"/>
@@ -2870,10 +2870,10 @@
           <w:sz w:val="22"/>
         </w:rPr>
         <w:tab/>
-        <w:t>Jane Doe</w:t>
-      </w:r>
-    </w:p>
-    <w:p>
+        <w:t>{Timer}</w:t>
+      </w:r>
+    </w:p>
+    <w:p ns2:paraId="463F049F" ns2:textId="77777777">
       <w:pPr>
         <w:tabs>
           <w:tab w:val="left" w:pos="720"/>
@@ -2906,10 +2906,10 @@
           <w:sz w:val="22"/>
         </w:rPr>
         <w:tab/>
-        <w:t>Jane Doe</w:t>
-      </w:r>
-    </w:p>
-    <w:p>
+        <w:t>{Ah}</w:t>
+      </w:r>
+    </w:p>
+    <w:p ns2:paraId="7AA124BF" ns2:textId="77777777">
       <w:pPr>
         <w:tabs>
           <w:tab w:val="left" w:pos="720"/>
@@ -2934,40 +2934,40 @@
           <w:sz w:val="22"/>
         </w:rPr>
         <w:tab/>
-        <w:t>Jane Doe</w:t>
-      </w:r>
-    </w:p>
-    <w:p>
-      <w:pPr>
-        <w:tabs>
-          <w:tab w:val="left" w:pos="720"/>
-          <w:tab w:val="left" w:pos="6030"/>
-        </w:tabs>
-        <w:rPr>
-          <w:rFonts w:ascii="Arial" w:hAnsi="Arial" w:cs="Arial"/>
-          <w:sz w:val="22"/>
-        </w:rPr>
-      </w:pPr>
-    </w:p>
-    <w:p>
-      <w:pPr>
-        <w:tabs>
-          <w:tab w:val="left" w:pos="720"/>
-          <w:tab w:val="left" w:pos="6030"/>
-        </w:tabs>
-        <w:rPr>
-          <w:rFonts w:ascii="Arial" w:hAnsi="Arial" w:cs="Arial"/>
-          <w:b/>
-          <w:sz w:val="22"/>
-        </w:rPr>
-      </w:pPr>
-      <w:r>
-        <w:rPr>
-          <w:rFonts w:ascii="Arial" w:hAnsi="Arial" w:cs="Arial"/>
-          <w:b/>
-          <w:sz w:val="22"/>
-        </w:rPr>
-        <w:t>8:14</w:t>
+        <w:t>{Gram}</w:t>
+      </w:r>
+    </w:p>
+    <w:p ns2:paraId="130B9D30" ns2:textId="77777777">
+      <w:pPr>
+        <w:tabs>
+          <w:tab w:val="left" w:pos="720"/>
+          <w:tab w:val="left" w:pos="6030"/>
+        </w:tabs>
+        <w:rPr>
+          <w:rFonts w:ascii="Arial" w:hAnsi="Arial" w:cs="Arial"/>
+          <w:sz w:val="22"/>
+        </w:rPr>
+      </w:pPr>
+    </w:p>
+    <w:p ns2:paraId="3F9A0032" ns2:textId="77777777">
+      <w:pPr>
+        <w:tabs>
+          <w:tab w:val="left" w:pos="720"/>
+          <w:tab w:val="left" w:pos="6030"/>
+        </w:tabs>
+        <w:rPr>
+          <w:rFonts w:ascii="Arial" w:hAnsi="Arial" w:cs="Arial"/>
+          <w:b/>
+          <w:sz w:val="22"/>
+        </w:rPr>
+      </w:pPr>
+      <w:r>
+        <w:rPr>
+          <w:rFonts w:ascii="Arial" w:hAnsi="Arial" w:cs="Arial"/>
+          <w:b/>
+          <w:sz w:val="22"/>
+        </w:rPr>
+        <w:t>{T8}</w:t>
       </w:r>
       <w:r>
         <w:rPr>
@@ -2991,10 +2991,10 @@
           <w:rFonts w:ascii="Arial" w:hAnsi="Arial" w:cs="Arial"/>
           <w:sz w:val="22"/>
         </w:rPr>
-        <w:t>John Doe</w:t>
-      </w:r>
-    </w:p>
-    <w:p>
+        <w:t>{GE}</w:t>
+      </w:r>
+    </w:p>
+    <w:p ns2:paraId="12065C21" ns2:textId="377A4CF6">
       <w:pPr>
         <w:tabs>
           <w:tab w:val="left" w:pos="720"/>
@@ -3037,7 +3037,7 @@
         <w:tab/>
       </w:r>
     </w:p>
-    <w:p>
+    <w:p ns2:paraId="190908ED" ns2:textId="77777777">
       <w:pPr>
         <w:tabs>
           <w:tab w:val="left" w:pos="720"/>
@@ -3058,38 +3058,38 @@
         <w:t xml:space="preserve"> Returns control to the Toastmaster of the Day</w:t>
       </w:r>
     </w:p>
-    <w:p>
-      <w:pPr>
-        <w:tabs>
-          <w:tab w:val="left" w:pos="720"/>
-          <w:tab w:val="left" w:pos="6030"/>
-        </w:tabs>
-        <w:rPr>
-          <w:rFonts w:ascii="Arial" w:hAnsi="Arial" w:cs="Arial"/>
-          <w:b/>
-          <w:sz w:val="22"/>
-        </w:rPr>
-      </w:pPr>
-    </w:p>
-    <w:p>
-      <w:pPr>
-        <w:tabs>
-          <w:tab w:val="left" w:pos="720"/>
-          <w:tab w:val="left" w:pos="6030"/>
-        </w:tabs>
-        <w:rPr>
-          <w:rFonts w:ascii="Arial" w:hAnsi="Arial" w:cs="Arial"/>
-          <w:b/>
-          <w:sz w:val="22"/>
-        </w:rPr>
-      </w:pPr>
-      <w:r>
-        <w:rPr>
-          <w:rFonts w:ascii="Arial" w:hAnsi="Arial" w:cs="Arial"/>
-          <w:b/>
-          <w:sz w:val="22"/>
-        </w:rPr>
-        <w:t>8:17</w:t>
+    <w:p ns2:paraId="0AA822A6" ns2:textId="77777777">
+      <w:pPr>
+        <w:tabs>
+          <w:tab w:val="left" w:pos="720"/>
+          <w:tab w:val="left" w:pos="6030"/>
+        </w:tabs>
+        <w:rPr>
+          <w:rFonts w:ascii="Arial" w:hAnsi="Arial" w:cs="Arial"/>
+          <w:b/>
+          <w:sz w:val="22"/>
+        </w:rPr>
+      </w:pPr>
+    </w:p>
+    <w:p ns2:paraId="6F45F6C5" ns2:textId="77777777">
+      <w:pPr>
+        <w:tabs>
+          <w:tab w:val="left" w:pos="720"/>
+          <w:tab w:val="left" w:pos="6030"/>
+        </w:tabs>
+        <w:rPr>
+          <w:rFonts w:ascii="Arial" w:hAnsi="Arial" w:cs="Arial"/>
+          <w:b/>
+          <w:sz w:val="22"/>
+        </w:rPr>
+      </w:pPr>
+      <w:r>
+        <w:rPr>
+          <w:rFonts w:ascii="Arial" w:hAnsi="Arial" w:cs="Arial"/>
+          <w:b/>
+          <w:sz w:val="22"/>
+        </w:rPr>
+        <w:t>{T9}</w:t>
       </w:r>
       <w:r>
         <w:rPr>
@@ -3113,10 +3113,10 @@
           <w:rFonts w:ascii="Arial" w:hAnsi="Arial" w:cs="Arial"/>
           <w:sz w:val="22"/>
         </w:rPr>
-        <w:t>John Doe</w:t>
-      </w:r>
-    </w:p>
-    <w:p>
+        <w:t>{TM}</w:t>
+      </w:r>
+    </w:p>
+    <w:p ns2:paraId="6A18D3CF" ns2:textId="77777777">
       <w:pPr>
         <w:tabs>
           <w:tab w:val="left" w:pos="720"/>
@@ -3136,7 +3136,7 @@
         <w:t xml:space="preserve">  Best Evaluator</w:t>
       </w:r>
     </w:p>
-    <w:p>
+    <w:p ns2:paraId="558289EF" ns2:textId="77777777">
       <w:pPr>
         <w:tabs>
           <w:tab w:val="left" w:pos="720"/>
@@ -3156,7 +3156,7 @@
         <w:t xml:space="preserve">  Best Table Topics</w:t>
       </w:r>
     </w:p>
-    <w:p>
+    <w:p ns2:paraId="0BF27895" ns2:textId="77777777">
       <w:pPr>
         <w:tabs>
           <w:tab w:val="left" w:pos="720"/>
@@ -3176,7 +3176,7 @@
         <w:t xml:space="preserve">  Best Speaker</w:t>
       </w:r>
     </w:p>
-    <w:p>
+    <w:p ns2:paraId="7008AF0A" ns2:textId="77777777">
       <w:pPr>
         <w:tabs>
           <w:tab w:val="left" w:pos="720"/>
@@ -3196,7 +3196,7 @@
         <w:t xml:space="preserve">  Special Awards</w:t>
       </w:r>
     </w:p>
-    <w:p>
+    <w:p ns2:paraId="182FF458" ns2:textId="77777777">
       <w:pPr>
         <w:tabs>
           <w:tab w:val="left" w:pos="720"/>
@@ -3224,7 +3224,7 @@
         <w:t xml:space="preserve">  Returns control to the Chair of the meeting</w:t>
       </w:r>
     </w:p>
-    <w:p>
+    <w:p ns2:paraId="02BD820E" ns2:textId="77777777">
       <w:pPr>
         <w:tabs>
           <w:tab w:val="left" w:pos="720"/>
@@ -3236,25 +3236,25 @@
         </w:rPr>
       </w:pPr>
     </w:p>
-    <w:p>
-      <w:pPr>
-        <w:tabs>
-          <w:tab w:val="left" w:pos="720"/>
-          <w:tab w:val="left" w:pos="6030"/>
-        </w:tabs>
-        <w:rPr>
-          <w:rFonts w:ascii="Arial" w:hAnsi="Arial" w:cs="Arial"/>
-          <w:b/>
-          <w:sz w:val="22"/>
-        </w:rPr>
-      </w:pPr>
-      <w:r>
-        <w:rPr>
-          <w:rFonts w:ascii="Arial" w:hAnsi="Arial" w:cs="Arial"/>
-          <w:b/>
-          <w:sz w:val="22"/>
-        </w:rPr>
-        <w:t>8:20</w:t>
+    <w:p ns2:paraId="3B32FB66" ns2:textId="77777777">
+      <w:pPr>
+        <w:tabs>
+          <w:tab w:val="left" w:pos="720"/>
+          <w:tab w:val="left" w:pos="6030"/>
+        </w:tabs>
+        <w:rPr>
+          <w:rFonts w:ascii="Arial" w:hAnsi="Arial" w:cs="Arial"/>
+          <w:b/>
+          <w:sz w:val="22"/>
+        </w:rPr>
+      </w:pPr>
+      <w:r>
+        <w:rPr>
+          <w:rFonts w:ascii="Arial" w:hAnsi="Arial" w:cs="Arial"/>
+          <w:b/>
+          <w:sz w:val="22"/>
+        </w:rPr>
+        <w:t>{T10}</w:t>
       </w:r>
       <w:r>
         <w:rPr>
@@ -3266,7 +3266,7 @@
         <w:t>Chair Leads Club Business</w:t>
       </w:r>
     </w:p>
-    <w:p>
+    <w:p ns2:paraId="2DE34742" ns2:textId="77777777">
       <w:pPr>
         <w:tabs>
           <w:tab w:val="left" w:pos="720"/>
@@ -3286,7 +3286,7 @@
         <w:t xml:space="preserve">  </w:t>
       </w:r>
     </w:p>
-    <w:p>
+    <w:p ns2:paraId="0331793C" ns2:textId="77777777">
       <w:pPr>
         <w:tabs>
           <w:tab w:val="left" w:pos="720"/>
@@ -3304,7 +3304,7 @@
           <w:b/>
           <w:sz w:val="22"/>
         </w:rPr>
-        <w:t>8:45</w:t>
+        <w:t>{End}</w:t>
       </w:r>
       <w:r>
         <w:rPr>
@@ -3330,7 +3330,7 @@
         <w:br/>
       </w:r>
     </w:p>
-    <w:p>
+    <w:p ns2:paraId="7F3FBC76" ns2:textId="77777777">
       <w:pPr>
         <w:tabs>
           <w:tab w:val="left" w:pos="720"/>
